--- a/GitAndGitHubLearning/GitNotes.docx
+++ b/GitAndGitHubLearning/GitNotes.docx
@@ -18,27 +18,7 @@
           <w:szCs w:val="40"/>
           <w:lang w:val="en-US"/>
         </w:rPr>
-        <w:t>---------------------------------</w:t>
-      </w:r>
-      <w:proofErr w:type="spellStart"/>
-      <w:r>
-        <w:rPr>
-          <w:b/>
-          <w:sz w:val="40"/>
-          <w:szCs w:val="40"/>
-          <w:lang w:val="en-US"/>
-        </w:rPr>
-        <w:t>Git</w:t>
-      </w:r>
-      <w:proofErr w:type="spellEnd"/>
-      <w:r>
-        <w:rPr>
-          <w:b/>
-          <w:sz w:val="40"/>
-          <w:szCs w:val="40"/>
-          <w:lang w:val="en-US"/>
-        </w:rPr>
-        <w:t>------------------------------------</w:t>
+        <w:t>---------------------------------Git------------------------------------</w:t>
       </w:r>
     </w:p>
     <w:p>
@@ -74,44 +54,51 @@
       </w:r>
     </w:p>
     <w:p>
-      <w:pPr>
-        <w:rPr>
-          <w:lang w:val="en-US"/>
-        </w:rPr>
-      </w:pPr>
-      <w:proofErr w:type="spellStart"/>
-      <w:r>
-        <w:rPr>
-          <w:b/>
-          <w:lang w:val="en-US"/>
-        </w:rPr>
-        <w:t>Git</w:t>
-      </w:r>
-      <w:proofErr w:type="spellEnd"/>
-      <w:r>
-        <w:rPr>
-          <w:b/>
-          <w:lang w:val="en-US"/>
-        </w:rPr>
-        <w:t xml:space="preserve"> -&gt; </w:t>
-      </w:r>
-      <w:r>
-        <w:rPr>
-          <w:lang w:val="en-US"/>
-        </w:rPr>
-        <w:t>is an open source version control system used to keep track of changes</w:t>
-      </w:r>
-      <w:r>
-        <w:rPr>
-          <w:lang w:val="en-US"/>
-        </w:rPr>
-        <w:t xml:space="preserve"> made</w:t>
-      </w:r>
-      <w:r>
-        <w:rPr>
-          <w:lang w:val="en-US"/>
-        </w:rPr>
-        <w:t xml:space="preserve"> in source code during the s/w development. It allows multiple developers to work together and collaborate easily.</w:t>
+      <w:r>
+        <w:rPr>
+          <w:b/>
+          <w:lang w:val="en-US"/>
+        </w:rPr>
+        <w:t xml:space="preserve">Git -&gt; </w:t>
+      </w:r>
+      <w:r>
+        <w:t xml:space="preserve">is an open-source distributed version control system used to </w:t>
+      </w:r>
+      <w:r>
+        <w:t xml:space="preserve">keep </w:t>
+      </w:r>
+      <w:r>
+        <w:t>track</w:t>
+      </w:r>
+      <w:r>
+        <w:t xml:space="preserve"> of</w:t>
+      </w:r>
+      <w:r>
+        <w:t xml:space="preserve"> changes in source code during software development. It allows multiple developers to </w:t>
+      </w:r>
+      <w:r>
+        <w:t>work together, manage code</w:t>
+      </w:r>
+      <w:r>
+        <w:t>,</w:t>
+      </w:r>
+      <w:r>
+        <w:t xml:space="preserve"> and collaborate </w:t>
+      </w:r>
+      <w:r>
+        <w:t>easily</w:t>
+      </w:r>
+      <w:r>
+        <w:t>.</w:t>
+      </w:r>
+      <w:r>
+        <w:br/>
+      </w:r>
+      <w:r>
+        <w:t>Git = Tool to track code changes</w:t>
+      </w:r>
+      <w:r>
+        <w:t>.</w:t>
       </w:r>
     </w:p>
     <w:p>
@@ -128,32 +115,50 @@
         <w:t xml:space="preserve">GitHub -&gt; </w:t>
       </w:r>
       <w:r>
-        <w:rPr>
-          <w:lang w:val="en-US"/>
-        </w:rPr>
-        <w:t xml:space="preserve">is a cloud based version control system, that offers </w:t>
-      </w:r>
-      <w:proofErr w:type="spellStart"/>
-      <w:r>
-        <w:rPr>
-          <w:lang w:val="en-US"/>
-        </w:rPr>
-        <w:t>git</w:t>
-      </w:r>
-      <w:proofErr w:type="spellEnd"/>
-      <w:r>
-        <w:rPr>
-          <w:lang w:val="en-US"/>
-        </w:rPr>
-        <w:t xml:space="preserve"> repository where team members store there source code.</w:t>
-      </w:r>
-    </w:p>
-    <w:p>
-      <w:pPr>
-        <w:rPr>
-          <w:lang w:val="en-US"/>
-        </w:rPr>
-      </w:pPr>
+        <w:t>is a cloud-based platform that</w:t>
+      </w:r>
+      <w:r>
+        <w:t xml:space="preserve"> </w:t>
+      </w:r>
+      <w:r>
+        <w:t>provides Git repositories where developers ca</w:t>
+      </w:r>
+      <w:r>
+        <w:t xml:space="preserve">n store, manage </w:t>
+      </w:r>
+      <w:r>
+        <w:t>source code</w:t>
+      </w:r>
+      <w:r>
+        <w:t xml:space="preserve"> online.</w:t>
+      </w:r>
+      <w:r>
+        <w:br/>
+      </w:r>
+      <w:r>
+        <w:t>GitHub = Online platform to store and share Git repositories</w:t>
+      </w:r>
+      <w:r>
+        <w:t>.</w:t>
+      </w:r>
+      <w:r>
+        <w:br/>
+      </w:r>
+      <w:r>
+        <w:br/>
+      </w:r>
+      <w:r>
+        <w:rPr>
+          <w:b/>
+        </w:rPr>
+        <w:t xml:space="preserve">Repository-&gt; </w:t>
+      </w:r>
+      <w:r>
+        <w:t>is a place where all the versions of your files and their complete history are stored.</w:t>
+      </w:r>
+      <w:r>
+        <w:br/>
+      </w:r>
     </w:p>
     <w:p>
       <w:pPr>
@@ -168,8 +173,8 @@
         </w:rPr>
         <w:drawing>
           <wp:inline distT="0" distB="0" distL="0" distR="0">
-            <wp:extent cx="5732584" cy="2862775"/>
-            <wp:effectExtent l="0" t="0" r="1905" b="0"/>
+            <wp:extent cx="5732583" cy="2679895"/>
+            <wp:effectExtent l="0" t="0" r="1905" b="6350"/>
             <wp:docPr id="3" name="Picture 3"/>
             <wp:cNvGraphicFramePr>
               <a:graphicFrameLocks xmlns:a="http://schemas.openxmlformats.org/drawingml/2006/main" noChangeAspect="1"/>
@@ -196,7 +201,7 @@
                   <pic:spPr>
                     <a:xfrm>
                       <a:off x="0" y="0"/>
-                      <a:ext cx="5731510" cy="2862239"/>
+                      <a:ext cx="5731510" cy="2679393"/>
                     </a:xfrm>
                     <a:prstGeom prst="rect">
                       <a:avLst/>
@@ -287,513 +292,715 @@
           <w:lang w:val="en-US"/>
         </w:rPr>
       </w:pPr>
-      <w:bookmarkStart w:id="0" w:name="_GoBack"/>
-      <w:bookmarkEnd w:id="0"/>
-      <w:r>
-        <w:rPr>
-          <w:b/>
-          <w:lang w:val="en-US"/>
-        </w:rPr>
-        <w:t xml:space="preserve">To check </w:t>
+      <w:r>
+        <w:rPr>
+          <w:b/>
+          <w:lang w:val="en-US"/>
+        </w:rPr>
+        <w:t xml:space="preserve">To check git version -&gt; </w:t>
+      </w:r>
+      <w:r>
+        <w:rPr>
+          <w:lang w:val="en-US"/>
+        </w:rPr>
+        <w:t xml:space="preserve">git </w:t>
+      </w:r>
+      <w:r>
+        <w:rPr>
+          <w:lang w:val="en-US"/>
+        </w:rPr>
+        <w:t>--</w:t>
+      </w:r>
+      <w:r>
+        <w:rPr>
+          <w:lang w:val="en-US"/>
+        </w:rPr>
+        <w:t>version</w:t>
+      </w:r>
+      <w:r>
+        <w:rPr>
+          <w:lang w:val="en-US"/>
+        </w:rPr>
+        <w:t xml:space="preserve"> (</w:t>
+      </w:r>
+      <w:r>
+        <w:t xml:space="preserve">This creates a hidden </w:t>
+      </w:r>
+      <w:r>
+        <w:rPr>
+          <w:rStyle w:val="HTMLCode"/>
+          <w:rFonts w:eastAsiaTheme="minorHAnsi"/>
+        </w:rPr>
+        <w:t>.git</w:t>
+      </w:r>
+      <w:r>
+        <w:t xml:space="preserve"> folder.</w:t>
+      </w:r>
+      <w:r>
+        <w:rPr>
+          <w:lang w:val="en-US"/>
+        </w:rPr>
+        <w:t>)</w:t>
+      </w:r>
+    </w:p>
+    <w:p>
+      <w:pPr>
+        <w:rPr>
+          <w:lang w:val="en-US"/>
+        </w:rPr>
+      </w:pPr>
+      <w:r>
+        <w:rPr>
+          <w:b/>
+          <w:lang w:val="en-US"/>
+        </w:rPr>
+        <w:t xml:space="preserve">Set global username and email -&gt; </w:t>
+      </w:r>
+      <w:r>
+        <w:rPr>
+          <w:lang w:val="en-US"/>
+        </w:rPr>
+        <w:t xml:space="preserve">git </w:t>
       </w:r>
       <w:proofErr w:type="spellStart"/>
       <w:r>
         <w:rPr>
-          <w:b/>
-          <w:lang w:val="en-US"/>
+          <w:lang w:val="en-US"/>
+        </w:rPr>
+        <w:t>config</w:t>
+      </w:r>
+      <w:proofErr w:type="spellEnd"/>
+      <w:r>
+        <w:rPr>
+          <w:lang w:val="en-US"/>
+        </w:rPr>
+        <w:t xml:space="preserve"> --</w:t>
+      </w:r>
+      <w:r>
+        <w:rPr>
+          <w:lang w:val="en-US"/>
+        </w:rPr>
+        <w:t>global user.name “</w:t>
+      </w:r>
+      <w:proofErr w:type="spellStart"/>
+      <w:r>
+        <w:rPr>
+          <w:lang w:val="en-US"/>
+        </w:rPr>
+        <w:t>UserName</w:t>
+      </w:r>
+      <w:proofErr w:type="spellEnd"/>
+      <w:r>
+        <w:rPr>
+          <w:lang w:val="en-US"/>
+        </w:rPr>
+        <w:t>”</w:t>
+      </w:r>
+      <w:proofErr w:type="gramStart"/>
+      <w:r>
+        <w:rPr>
+          <w:lang w:val="en-US"/>
+        </w:rPr>
+        <w:t xml:space="preserve">, </w:t>
+      </w:r>
+      <w:r>
+        <w:rPr>
+          <w:lang w:val="en-US"/>
+        </w:rPr>
+        <w:t xml:space="preserve"> git</w:t>
+      </w:r>
+      <w:proofErr w:type="gramEnd"/>
+      <w:r>
+        <w:rPr>
+          <w:lang w:val="en-US"/>
+        </w:rPr>
+        <w:t xml:space="preserve"> </w:t>
+      </w:r>
+      <w:proofErr w:type="spellStart"/>
+      <w:r>
+        <w:rPr>
+          <w:lang w:val="en-US"/>
+        </w:rPr>
+        <w:t>config</w:t>
+      </w:r>
+      <w:proofErr w:type="spellEnd"/>
+      <w:r>
+        <w:rPr>
+          <w:lang w:val="en-US"/>
+        </w:rPr>
+        <w:t xml:space="preserve"> --</w:t>
+      </w:r>
+      <w:r>
+        <w:rPr>
+          <w:lang w:val="en-US"/>
+        </w:rPr>
+        <w:t xml:space="preserve">global </w:t>
+      </w:r>
+      <w:proofErr w:type="spellStart"/>
+      <w:r>
+        <w:rPr>
+          <w:lang w:val="en-US"/>
+        </w:rPr>
+        <w:t>user.email</w:t>
+      </w:r>
+      <w:proofErr w:type="spellEnd"/>
+      <w:r>
+        <w:rPr>
+          <w:lang w:val="en-US"/>
+        </w:rPr>
+        <w:t xml:space="preserve"> “</w:t>
+      </w:r>
+      <w:proofErr w:type="spellStart"/>
+      <w:r>
+        <w:rPr>
+          <w:lang w:val="en-US"/>
+        </w:rPr>
+        <w:t>mailId</w:t>
+      </w:r>
+      <w:proofErr w:type="spellEnd"/>
+      <w:r>
+        <w:rPr>
+          <w:lang w:val="en-US"/>
+        </w:rPr>
+        <w:t>”</w:t>
+      </w:r>
+    </w:p>
+    <w:p>
+      <w:pPr>
+        <w:rPr>
+          <w:lang w:val="en-US"/>
+        </w:rPr>
+      </w:pPr>
+      <w:r>
+        <w:rPr>
+          <w:b/>
+          <w:lang w:val="en-US"/>
+        </w:rPr>
+        <w:t xml:space="preserve">Initialize local git repository -&gt; </w:t>
+      </w:r>
+      <w:r>
+        <w:rPr>
+          <w:lang w:val="en-US"/>
+        </w:rPr>
+        <w:t xml:space="preserve">git </w:t>
+      </w:r>
+      <w:proofErr w:type="spellStart"/>
+      <w:r>
+        <w:rPr>
+          <w:lang w:val="en-US"/>
+        </w:rPr>
+        <w:t>init</w:t>
+      </w:r>
+      <w:proofErr w:type="spellEnd"/>
+    </w:p>
+    <w:p>
+      <w:pPr>
+        <w:rPr>
+          <w:lang w:val="en-US"/>
+        </w:rPr>
+      </w:pPr>
+      <w:r>
+        <w:rPr>
+          <w:b/>
+          <w:lang w:val="en-US"/>
+        </w:rPr>
+        <w:t xml:space="preserve">See local branch </w:t>
+      </w:r>
+      <w:r>
+        <w:rPr>
+          <w:b/>
+          <w:lang w:val="en-US"/>
+        </w:rPr>
+        <w:t>changes</w:t>
+      </w:r>
+      <w:r>
+        <w:rPr>
+          <w:b/>
+          <w:lang w:val="en-US"/>
+        </w:rPr>
+        <w:t xml:space="preserve"> -&gt; </w:t>
+      </w:r>
+      <w:r>
+        <w:rPr>
+          <w:lang w:val="en-US"/>
+        </w:rPr>
+        <w:t>git status</w:t>
+      </w:r>
+    </w:p>
+    <w:p>
+      <w:pPr>
+        <w:rPr>
+          <w:lang w:val="en-US"/>
+        </w:rPr>
+      </w:pPr>
+      <w:r>
+        <w:rPr>
+          <w:b/>
+          <w:lang w:val="en-US"/>
+        </w:rPr>
+        <w:t>Add changes made in local working directory</w:t>
+      </w:r>
+      <w:r>
+        <w:rPr>
+          <w:b/>
+          <w:lang w:val="en-US"/>
+        </w:rPr>
+        <w:t xml:space="preserve"> to staging area</w:t>
+      </w:r>
+      <w:r>
+        <w:rPr>
+          <w:b/>
+          <w:lang w:val="en-US"/>
+        </w:rPr>
+        <w:t xml:space="preserve"> - &gt; </w:t>
+      </w:r>
+      <w:r>
+        <w:rPr>
+          <w:lang w:val="en-US"/>
+        </w:rPr>
+        <w:t>git add “</w:t>
+      </w:r>
+      <w:proofErr w:type="spellStart"/>
+      <w:r>
+        <w:rPr>
+          <w:lang w:val="en-US"/>
+        </w:rPr>
+        <w:t>fileName</w:t>
+      </w:r>
+      <w:proofErr w:type="spellEnd"/>
+      <w:r>
+        <w:rPr>
+          <w:lang w:val="en-US"/>
+        </w:rPr>
+        <w:t xml:space="preserve">” / </w:t>
+      </w:r>
+      <w:r>
+        <w:rPr>
+          <w:lang w:val="en-US"/>
+        </w:rPr>
+        <w:t xml:space="preserve">git </w:t>
+      </w:r>
+      <w:proofErr w:type="gramStart"/>
+      <w:r>
+        <w:rPr>
+          <w:lang w:val="en-US"/>
+        </w:rPr>
+        <w:t>add</w:t>
+      </w:r>
+      <w:r>
+        <w:rPr>
+          <w:lang w:val="en-US"/>
+        </w:rPr>
+        <w:t xml:space="preserve"> </w:t>
+      </w:r>
+      <w:r>
+        <w:rPr>
+          <w:lang w:val="en-US"/>
+        </w:rPr>
+        <w:t xml:space="preserve"> .</w:t>
+      </w:r>
+      <w:proofErr w:type="gramEnd"/>
+    </w:p>
+    <w:p>
+      <w:pPr>
+        <w:rPr>
+          <w:lang w:val="en-US"/>
+        </w:rPr>
+      </w:pPr>
+      <w:r>
+        <w:rPr>
+          <w:b/>
+          <w:lang w:val="en-US"/>
+        </w:rPr>
+        <w:t>Commit the changes made</w:t>
+      </w:r>
+      <w:r>
+        <w:rPr>
+          <w:b/>
+          <w:lang w:val="en-US"/>
+        </w:rPr>
+        <w:t xml:space="preserve"> </w:t>
+      </w:r>
+      <w:r>
+        <w:rPr>
+          <w:b/>
+        </w:rPr>
+        <w:t>and saves them t</w:t>
+      </w:r>
+      <w:r>
+        <w:rPr>
+          <w:b/>
+        </w:rPr>
+        <w:t>o the local repository</w:t>
+      </w:r>
+      <w:r>
+        <w:rPr>
+          <w:b/>
+          <w:lang w:val="en-US"/>
+        </w:rPr>
+        <w:t xml:space="preserve">-&gt; </w:t>
+      </w:r>
+      <w:r>
+        <w:rPr>
+          <w:lang w:val="en-US"/>
+        </w:rPr>
+        <w:t xml:space="preserve">git commit –m “any </w:t>
+      </w:r>
+      <w:proofErr w:type="spellStart"/>
+      <w:r>
+        <w:rPr>
+          <w:lang w:val="en-US"/>
+        </w:rPr>
+        <w:t>msg</w:t>
+      </w:r>
+      <w:proofErr w:type="spellEnd"/>
+      <w:r>
+        <w:rPr>
+          <w:lang w:val="en-US"/>
+        </w:rPr>
+        <w:t>”</w:t>
+      </w:r>
+    </w:p>
+    <w:p>
+      <w:r>
+        <w:rPr>
+          <w:b/>
+        </w:rPr>
+        <w:t>Connect Local Folder to GitHub Repository</w:t>
+      </w:r>
+      <w:r>
+        <w:rPr>
+          <w:b/>
+        </w:rPr>
+        <w:t>-&gt;</w:t>
+      </w:r>
+      <w:r>
+        <w:t xml:space="preserve"> </w:t>
+      </w:r>
+      <w:r>
+        <w:rPr>
+          <w:rStyle w:val="l"/>
         </w:rPr>
         <w:t>git</w:t>
       </w:r>
-      <w:proofErr w:type="spellEnd"/>
-      <w:r>
-        <w:rPr>
-          <w:b/>
-          <w:lang w:val="en-US"/>
-        </w:rPr>
-        <w:t xml:space="preserve"> version -&gt; </w:t>
+      <w:r>
+        <w:t xml:space="preserve"> remote add origin </w:t>
+      </w:r>
+      <w:r>
+        <w:t>“URL”</w:t>
+      </w:r>
+      <w:r>
+        <w:br/>
+      </w:r>
+      <w:r>
+        <w:br/>
+      </w:r>
+    </w:p>
+    <w:p>
+      <w:pPr>
+        <w:jc w:val="center"/>
+        <w:rPr>
+          <w:lang w:val="en-US"/>
+        </w:rPr>
+      </w:pPr>
+    </w:p>
+    <w:p>
+      <w:pPr>
+        <w:jc w:val="center"/>
+        <w:rPr>
+          <w:b/>
+          <w:lang w:val="en-US"/>
+        </w:rPr>
+      </w:pPr>
+      <w:r>
+        <w:rPr>
+          <w:b/>
+        </w:rPr>
+        <w:lastRenderedPageBreak/>
+        <w:t>IMPORTANT GIT CONCEPT FIRST</w:t>
+      </w:r>
+    </w:p>
+    <w:p>
+      <w:pPr>
+        <w:jc w:val="center"/>
+        <w:rPr>
+          <w:lang w:val="en-US"/>
+        </w:rPr>
+      </w:pPr>
+      <w:r>
+        <w:rPr>
+          <w:lang w:val="en-US"/>
+        </w:rPr>
+        <w:t>Remote Rep</w:t>
+      </w:r>
+      <w:r>
+        <w:rPr>
+          <w:lang w:val="en-US"/>
+        </w:rPr>
+        <w:t>ository (GitHub</w:t>
+      </w:r>
+      <w:r>
+        <w:rPr>
+          <w:lang w:val="en-US"/>
+        </w:rPr>
+        <w:t>)</w:t>
+      </w:r>
+    </w:p>
+    <w:p>
+      <w:pPr>
+        <w:jc w:val="center"/>
+        <w:rPr>
+          <w:lang w:val="en-US"/>
+        </w:rPr>
+      </w:pPr>
+      <w:r>
+        <w:rPr>
+          <w:lang w:val="en-US"/>
+        </w:rPr>
+        <w:t>↓</w:t>
+      </w:r>
+    </w:p>
+    <w:p>
+      <w:pPr>
+        <w:jc w:val="center"/>
+        <w:rPr>
+          <w:lang w:val="en-US"/>
+        </w:rPr>
+      </w:pPr>
+      <w:r>
+        <w:rPr>
+          <w:lang w:val="en-US"/>
+        </w:rPr>
+        <w:t>Clone to your Laptop</w:t>
+      </w:r>
+    </w:p>
+    <w:p>
+      <w:pPr>
+        <w:jc w:val="center"/>
+        <w:rPr>
+          <w:lang w:val="en-US"/>
+        </w:rPr>
+      </w:pPr>
+      <w:r>
+        <w:rPr>
+          <w:lang w:val="en-US"/>
+        </w:rPr>
+        <w:t>↓</w:t>
+      </w:r>
+    </w:p>
+    <w:p>
+      <w:pPr>
+        <w:jc w:val="center"/>
+        <w:rPr>
+          <w:lang w:val="en-US"/>
+        </w:rPr>
+      </w:pPr>
+      <w:r>
+        <w:rPr>
+          <w:lang w:val="en-US"/>
+        </w:rPr>
+        <w:t>Create your own branch</w:t>
+      </w:r>
+    </w:p>
+    <w:p>
+      <w:pPr>
+        <w:jc w:val="center"/>
+        <w:rPr>
+          <w:lang w:val="en-US"/>
+        </w:rPr>
+      </w:pPr>
+      <w:r>
+        <w:rPr>
+          <w:lang w:val="en-US"/>
+        </w:rPr>
+        <w:t>↓</w:t>
+      </w:r>
+    </w:p>
+    <w:p>
+      <w:pPr>
+        <w:jc w:val="center"/>
+        <w:rPr>
+          <w:lang w:val="en-US"/>
+        </w:rPr>
+      </w:pPr>
+      <w:r>
+        <w:rPr>
+          <w:lang w:val="en-US"/>
+        </w:rPr>
+        <w:t>Do changes safely</w:t>
+      </w:r>
+    </w:p>
+    <w:p>
+      <w:pPr>
+        <w:jc w:val="center"/>
+        <w:rPr>
+          <w:lang w:val="en-US"/>
+        </w:rPr>
+      </w:pPr>
+      <w:r>
+        <w:rPr>
+          <w:lang w:val="en-US"/>
+        </w:rPr>
+        <w:t>↓</w:t>
+      </w:r>
+    </w:p>
+    <w:p>
+      <w:pPr>
+        <w:jc w:val="center"/>
+        <w:rPr>
+          <w:lang w:val="en-US"/>
+        </w:rPr>
+      </w:pPr>
+      <w:r>
+        <w:rPr>
+          <w:lang w:val="en-US"/>
+        </w:rPr>
+        <w:t>Push your branch</w:t>
+      </w:r>
+    </w:p>
+    <w:p>
+      <w:pPr>
+        <w:jc w:val="center"/>
+        <w:rPr>
+          <w:lang w:val="en-US"/>
+        </w:rPr>
+      </w:pPr>
+      <w:r>
+        <w:rPr>
+          <w:lang w:val="en-US"/>
+        </w:rPr>
+        <w:t>↓</w:t>
+      </w:r>
+    </w:p>
+    <w:p>
+      <w:pPr>
+        <w:jc w:val="center"/>
+        <w:rPr>
+          <w:lang w:val="en-US"/>
+        </w:rPr>
+      </w:pPr>
+      <w:r>
+        <w:rPr>
+          <w:lang w:val="en-US"/>
+        </w:rPr>
+        <w:t>Create Pull Request</w:t>
+      </w:r>
+    </w:p>
+    <w:p>
+      <w:pPr>
+        <w:jc w:val="center"/>
+        <w:rPr>
+          <w:lang w:val="en-US"/>
+        </w:rPr>
+      </w:pPr>
+    </w:p>
+    <w:p>
+      <w:pPr>
+        <w:rPr>
+          <w:lang w:val="en-US"/>
+        </w:rPr>
+      </w:pPr>
+      <w:r>
+        <w:rPr>
+          <w:b/>
+          <w:lang w:val="en-US"/>
+        </w:rPr>
+        <w:t xml:space="preserve">Clone a repository -&gt; </w:t>
+      </w:r>
+      <w:r>
+        <w:rPr>
+          <w:lang w:val="en-US"/>
+        </w:rPr>
+        <w:t>git clone “URL”</w:t>
+      </w:r>
+    </w:p>
+    <w:p>
+      <w:pPr>
+        <w:rPr>
+          <w:b/>
+          <w:lang w:val="en-US"/>
+        </w:rPr>
+      </w:pPr>
+      <w:r>
+        <w:rPr>
+          <w:b/>
+          <w:lang w:val="en-US"/>
+        </w:rPr>
+        <w:t xml:space="preserve">See </w:t>
+      </w:r>
+      <w:r>
+        <w:rPr>
+          <w:b/>
+          <w:lang w:val="en-US"/>
+        </w:rPr>
+        <w:t xml:space="preserve">all </w:t>
+      </w:r>
+      <w:r>
+        <w:rPr>
+          <w:b/>
+          <w:lang w:val="en-US"/>
+        </w:rPr>
+        <w:t xml:space="preserve">local </w:t>
+      </w:r>
+      <w:r>
+        <w:rPr>
+          <w:b/>
+          <w:lang w:val="en-US"/>
+        </w:rPr>
+        <w:t>branches</w:t>
+      </w:r>
+      <w:r>
+        <w:rPr>
+          <w:b/>
+          <w:lang w:val="en-US"/>
+        </w:rPr>
+        <w:t xml:space="preserve"> -&gt; </w:t>
+      </w:r>
+      <w:r>
+        <w:rPr>
+          <w:lang w:val="en-US"/>
+        </w:rPr>
+        <w:t>git branch</w:t>
+      </w:r>
+      <w:r>
+        <w:rPr>
+          <w:b/>
+          <w:lang w:val="en-US"/>
+        </w:rPr>
+        <w:t xml:space="preserve"> </w:t>
+      </w:r>
+    </w:p>
+    <w:p>
+      <w:pPr>
+        <w:rPr>
+          <w:lang w:val="en-US"/>
+        </w:rPr>
+      </w:pPr>
+      <w:r>
+        <w:rPr>
+          <w:b/>
+          <w:lang w:val="en-US"/>
+        </w:rPr>
+        <w:t xml:space="preserve">Create a local branch -&gt; </w:t>
+      </w:r>
+      <w:r>
+        <w:rPr>
+          <w:lang w:val="en-US"/>
+        </w:rPr>
+        <w:t xml:space="preserve">git branch </w:t>
+      </w:r>
+      <w:r>
+        <w:rPr>
+          <w:lang w:val="en-US"/>
+        </w:rPr>
+        <w:t>“</w:t>
       </w:r>
       <w:proofErr w:type="spellStart"/>
       <w:r>
         <w:rPr>
           <w:lang w:val="en-US"/>
         </w:rPr>
-        <w:t>git</w:t>
-      </w:r>
-      <w:proofErr w:type="spellEnd"/>
-      <w:r>
-        <w:rPr>
-          <w:lang w:val="en-US"/>
-        </w:rPr>
-        <w:t xml:space="preserve"> </w:t>
-      </w:r>
-      <w:r>
-        <w:rPr>
-          <w:lang w:val="en-US"/>
-        </w:rPr>
-        <w:t>–</w:t>
-      </w:r>
-      <w:r>
-        <w:rPr>
-          <w:lang w:val="en-US"/>
-        </w:rPr>
-        <w:t>version</w:t>
-      </w:r>
-    </w:p>
-    <w:p>
-      <w:pPr>
-        <w:rPr>
-          <w:lang w:val="en-US"/>
-        </w:rPr>
-      </w:pPr>
-      <w:r>
-        <w:rPr>
-          <w:b/>
-          <w:lang w:val="en-US"/>
-        </w:rPr>
-        <w:t xml:space="preserve">Set global username and email -&gt; </w:t>
-      </w:r>
-      <w:proofErr w:type="spellStart"/>
-      <w:r>
-        <w:rPr>
-          <w:lang w:val="en-US"/>
-        </w:rPr>
-        <w:t>git</w:t>
-      </w:r>
-      <w:proofErr w:type="spellEnd"/>
-      <w:r>
-        <w:rPr>
-          <w:lang w:val="en-US"/>
-        </w:rPr>
-        <w:t xml:space="preserve"> </w:t>
-      </w:r>
-      <w:proofErr w:type="spellStart"/>
-      <w:r>
-        <w:rPr>
-          <w:lang w:val="en-US"/>
-        </w:rPr>
-        <w:t>config</w:t>
-      </w:r>
-      <w:proofErr w:type="spellEnd"/>
-      <w:r>
-        <w:rPr>
-          <w:lang w:val="en-US"/>
-        </w:rPr>
-        <w:t xml:space="preserve"> –global user.name “</w:t>
-      </w:r>
-      <w:proofErr w:type="spellStart"/>
-      <w:r>
-        <w:rPr>
-          <w:lang w:val="en-US"/>
-        </w:rPr>
-        <w:t>UserName</w:t>
-      </w:r>
-      <w:proofErr w:type="spellEnd"/>
-      <w:r>
-        <w:rPr>
-          <w:lang w:val="en-US"/>
-        </w:rPr>
-        <w:t xml:space="preserve">”, </w:t>
-      </w:r>
-      <w:proofErr w:type="spellStart"/>
-      <w:r>
-        <w:rPr>
-          <w:lang w:val="en-US"/>
-        </w:rPr>
-        <w:t>git</w:t>
-      </w:r>
-      <w:proofErr w:type="spellEnd"/>
-      <w:r>
-        <w:rPr>
-          <w:lang w:val="en-US"/>
-        </w:rPr>
-        <w:t xml:space="preserve"> </w:t>
-      </w:r>
-      <w:proofErr w:type="spellStart"/>
-      <w:r>
-        <w:rPr>
-          <w:lang w:val="en-US"/>
-        </w:rPr>
-        <w:t>config</w:t>
-      </w:r>
-      <w:proofErr w:type="spellEnd"/>
-      <w:r>
-        <w:rPr>
-          <w:lang w:val="en-US"/>
-        </w:rPr>
-        <w:t xml:space="preserve"> –global </w:t>
-      </w:r>
-      <w:proofErr w:type="spellStart"/>
-      <w:r>
-        <w:rPr>
-          <w:lang w:val="en-US"/>
-        </w:rPr>
-        <w:t>user.email</w:t>
-      </w:r>
-      <w:proofErr w:type="spellEnd"/>
-      <w:r>
-        <w:rPr>
-          <w:lang w:val="en-US"/>
-        </w:rPr>
-        <w:t xml:space="preserve"> “</w:t>
-      </w:r>
-      <w:proofErr w:type="spellStart"/>
-      <w:r>
-        <w:rPr>
-          <w:lang w:val="en-US"/>
-        </w:rPr>
-        <w:t>mailId</w:t>
-      </w:r>
-      <w:proofErr w:type="spellEnd"/>
-      <w:r>
-        <w:rPr>
-          <w:lang w:val="en-US"/>
-        </w:rPr>
-        <w:t>”</w:t>
-      </w:r>
-    </w:p>
-    <w:p>
-      <w:pPr>
-        <w:rPr>
-          <w:lang w:val="en-US"/>
-        </w:rPr>
-      </w:pPr>
-      <w:r>
-        <w:rPr>
-          <w:b/>
-          <w:lang w:val="en-US"/>
-        </w:rPr>
-        <w:t xml:space="preserve">Initialize local </w:t>
-      </w:r>
-      <w:proofErr w:type="spellStart"/>
-      <w:r>
-        <w:rPr>
-          <w:b/>
-          <w:lang w:val="en-US"/>
-        </w:rPr>
-        <w:t>git</w:t>
-      </w:r>
-      <w:proofErr w:type="spellEnd"/>
-      <w:r>
-        <w:rPr>
-          <w:b/>
-          <w:lang w:val="en-US"/>
-        </w:rPr>
-        <w:t xml:space="preserve"> repository -&gt; </w:t>
-      </w:r>
-      <w:proofErr w:type="spellStart"/>
-      <w:r>
-        <w:rPr>
-          <w:lang w:val="en-US"/>
-        </w:rPr>
-        <w:t>git</w:t>
-      </w:r>
-      <w:proofErr w:type="spellEnd"/>
-      <w:r>
-        <w:rPr>
-          <w:lang w:val="en-US"/>
-        </w:rPr>
-        <w:t xml:space="preserve"> </w:t>
-      </w:r>
-      <w:proofErr w:type="spellStart"/>
-      <w:r>
-        <w:rPr>
-          <w:lang w:val="en-US"/>
-        </w:rPr>
-        <w:t>init</w:t>
-      </w:r>
-      <w:proofErr w:type="spellEnd"/>
-    </w:p>
-    <w:p>
-      <w:pPr>
-        <w:rPr>
-          <w:lang w:val="en-US"/>
-        </w:rPr>
-      </w:pPr>
-      <w:r>
-        <w:rPr>
-          <w:b/>
-          <w:lang w:val="en-US"/>
-        </w:rPr>
-        <w:t xml:space="preserve">Clone a repository -&gt; </w:t>
-      </w:r>
-      <w:proofErr w:type="spellStart"/>
-      <w:r>
-        <w:rPr>
-          <w:lang w:val="en-US"/>
-        </w:rPr>
-        <w:t>git</w:t>
-      </w:r>
-      <w:proofErr w:type="spellEnd"/>
-      <w:r>
-        <w:rPr>
-          <w:lang w:val="en-US"/>
-        </w:rPr>
-        <w:t xml:space="preserve"> clone “URL”</w:t>
-      </w:r>
-    </w:p>
-    <w:p>
-      <w:pPr>
-        <w:rPr>
-          <w:lang w:val="en-US"/>
-        </w:rPr>
-      </w:pPr>
-      <w:r>
-        <w:rPr>
-          <w:b/>
-          <w:lang w:val="en-US"/>
-        </w:rPr>
-        <w:t>Create a local branch -</w:t>
-      </w:r>
-      <w:proofErr w:type="gramStart"/>
-      <w:r>
-        <w:rPr>
-          <w:b/>
-          <w:lang w:val="en-US"/>
-        </w:rPr>
-        <w:t xml:space="preserve">&gt; </w:t>
-      </w:r>
-      <w:r>
-        <w:rPr>
-          <w:lang w:val="en-US"/>
-        </w:rPr>
-        <w:t xml:space="preserve"> </w:t>
-      </w:r>
-      <w:proofErr w:type="spellStart"/>
-      <w:r>
-        <w:rPr>
-          <w:lang w:val="en-US"/>
-        </w:rPr>
-        <w:t>git</w:t>
-      </w:r>
-      <w:proofErr w:type="spellEnd"/>
-      <w:proofErr w:type="gramEnd"/>
-      <w:r>
-        <w:rPr>
-          <w:lang w:val="en-US"/>
-        </w:rPr>
-        <w:t xml:space="preserve"> branch </w:t>
-      </w:r>
-      <w:r>
-        <w:rPr>
-          <w:lang w:val="en-US"/>
-        </w:rPr>
-        <w:t>“</w:t>
-      </w:r>
-      <w:proofErr w:type="spellStart"/>
-      <w:r>
-        <w:rPr>
-          <w:lang w:val="en-US"/>
-        </w:rPr>
         <w:t>branchName</w:t>
-      </w:r>
-      <w:proofErr w:type="spellEnd"/>
-      <w:r>
-        <w:rPr>
-          <w:lang w:val="en-US"/>
-        </w:rPr>
-        <w:t>”</w:t>
-      </w:r>
-      <w:r>
-        <w:rPr>
-          <w:lang w:val="en-US"/>
-        </w:rPr>
-        <w:t xml:space="preserve">  / </w:t>
-      </w:r>
-      <w:proofErr w:type="spellStart"/>
-      <w:r>
-        <w:rPr>
-          <w:lang w:val="en-US"/>
-        </w:rPr>
-        <w:t>git</w:t>
-      </w:r>
-      <w:proofErr w:type="spellEnd"/>
-      <w:r>
-        <w:rPr>
-          <w:lang w:val="en-US"/>
-        </w:rPr>
-        <w:t xml:space="preserve"> checkout –b “</w:t>
-      </w:r>
-      <w:proofErr w:type="spellStart"/>
-      <w:r>
-        <w:rPr>
-          <w:lang w:val="en-US"/>
-        </w:rPr>
-        <w:t>branchName</w:t>
-      </w:r>
-      <w:proofErr w:type="spellEnd"/>
-      <w:r>
-        <w:rPr>
-          <w:lang w:val="en-US"/>
-        </w:rPr>
-        <w:t>”</w:t>
-      </w:r>
-    </w:p>
-    <w:p>
-      <w:pPr>
-        <w:rPr>
-          <w:lang w:val="en-US"/>
-        </w:rPr>
-      </w:pPr>
-      <w:r>
-        <w:rPr>
-          <w:b/>
-          <w:lang w:val="en-US"/>
-        </w:rPr>
-        <w:t>S</w:t>
-      </w:r>
-      <w:r>
-        <w:rPr>
-          <w:b/>
-          <w:lang w:val="en-US"/>
-        </w:rPr>
-        <w:t xml:space="preserve">ee all the local branch -&gt; </w:t>
-      </w:r>
-      <w:proofErr w:type="spellStart"/>
-      <w:r>
-        <w:rPr>
-          <w:lang w:val="en-US"/>
-        </w:rPr>
-        <w:t>git</w:t>
-      </w:r>
-      <w:proofErr w:type="spellEnd"/>
-      <w:r>
-        <w:rPr>
-          <w:lang w:val="en-US"/>
-        </w:rPr>
-        <w:t xml:space="preserve"> branch</w:t>
-      </w:r>
-    </w:p>
-    <w:p>
-      <w:pPr>
-        <w:rPr>
-          <w:lang w:val="en-US"/>
-        </w:rPr>
-      </w:pPr>
-      <w:r>
-        <w:rPr>
-          <w:b/>
-          <w:lang w:val="en-US"/>
-        </w:rPr>
-        <w:t xml:space="preserve">Switch to any local branch - &gt; </w:t>
-      </w:r>
-      <w:proofErr w:type="spellStart"/>
-      <w:r>
-        <w:rPr>
-          <w:lang w:val="en-US"/>
-        </w:rPr>
-        <w:t>git</w:t>
-      </w:r>
-      <w:proofErr w:type="spellEnd"/>
-      <w:r>
-        <w:rPr>
-          <w:lang w:val="en-US"/>
-        </w:rPr>
-        <w:t xml:space="preserve"> checkout “</w:t>
-      </w:r>
-      <w:proofErr w:type="spellStart"/>
-      <w:r>
-        <w:rPr>
-          <w:lang w:val="en-US"/>
-        </w:rPr>
-        <w:t>branchName</w:t>
-      </w:r>
-      <w:proofErr w:type="spellEnd"/>
-      <w:r>
-        <w:rPr>
-          <w:lang w:val="en-US"/>
-        </w:rPr>
-        <w:t>”</w:t>
-      </w:r>
-    </w:p>
-    <w:p>
-      <w:pPr>
-        <w:rPr>
-          <w:lang w:val="en-US"/>
-        </w:rPr>
-      </w:pPr>
-      <w:r>
-        <w:rPr>
-          <w:b/>
-          <w:lang w:val="en-US"/>
-        </w:rPr>
-        <w:t xml:space="preserve">Take pull from central repository branch -&gt; </w:t>
-      </w:r>
-      <w:proofErr w:type="spellStart"/>
-      <w:r>
-        <w:rPr>
-          <w:lang w:val="en-US"/>
-        </w:rPr>
-        <w:t>git</w:t>
-      </w:r>
-      <w:proofErr w:type="spellEnd"/>
-      <w:r>
-        <w:rPr>
-          <w:lang w:val="en-US"/>
-        </w:rPr>
-        <w:t xml:space="preserve"> pull origin “</w:t>
-      </w:r>
-      <w:proofErr w:type="spellStart"/>
-      <w:r>
-        <w:rPr>
-          <w:lang w:val="en-US"/>
-        </w:rPr>
-        <w:t>branchName</w:t>
-      </w:r>
-      <w:proofErr w:type="spellEnd"/>
-      <w:r>
-        <w:rPr>
-          <w:lang w:val="en-US"/>
-        </w:rPr>
-        <w:t>”</w:t>
-      </w:r>
-    </w:p>
-    <w:p>
-      <w:pPr>
-        <w:rPr>
-          <w:lang w:val="en-US"/>
-        </w:rPr>
-      </w:pPr>
-      <w:r>
-        <w:rPr>
-          <w:b/>
-          <w:lang w:val="en-US"/>
-        </w:rPr>
-        <w:t>Add cha</w:t>
-      </w:r>
-      <w:r>
-        <w:rPr>
-          <w:b/>
-          <w:lang w:val="en-US"/>
-        </w:rPr>
-        <w:t>nges made in local working directory</w:t>
-      </w:r>
-      <w:r>
-        <w:rPr>
-          <w:b/>
-          <w:lang w:val="en-US"/>
-        </w:rPr>
-        <w:t xml:space="preserve"> - &gt; </w:t>
-      </w:r>
-      <w:proofErr w:type="spellStart"/>
-      <w:r>
-        <w:rPr>
-          <w:lang w:val="en-US"/>
-        </w:rPr>
-        <w:t>git</w:t>
-      </w:r>
-      <w:proofErr w:type="spellEnd"/>
-      <w:r>
-        <w:rPr>
-          <w:lang w:val="en-US"/>
-        </w:rPr>
-        <w:t xml:space="preserve"> add “</w:t>
-      </w:r>
-      <w:proofErr w:type="spellStart"/>
-      <w:r>
-        <w:rPr>
-          <w:lang w:val="en-US"/>
-        </w:rPr>
-        <w:t>fileName</w:t>
       </w:r>
       <w:proofErr w:type="spellEnd"/>
       <w:proofErr w:type="gramStart"/>
@@ -801,213 +1008,474 @@
         <w:rPr>
           <w:lang w:val="en-US"/>
         </w:rPr>
-        <w:t>”  /</w:t>
+        <w:t>”</w:t>
+      </w:r>
+      <w:r>
+        <w:rPr>
+          <w:lang w:val="en-US"/>
+        </w:rPr>
+        <w:t xml:space="preserve">  /</w:t>
       </w:r>
       <w:proofErr w:type="gramEnd"/>
       <w:r>
         <w:rPr>
           <w:lang w:val="en-US"/>
         </w:rPr>
+        <w:t xml:space="preserve"> git checkout –b “</w:t>
+      </w:r>
+      <w:proofErr w:type="spellStart"/>
+      <w:r>
+        <w:rPr>
+          <w:lang w:val="en-US"/>
+        </w:rPr>
+        <w:t>branchName</w:t>
+      </w:r>
+      <w:proofErr w:type="spellEnd"/>
+      <w:r>
+        <w:rPr>
+          <w:lang w:val="en-US"/>
+        </w:rPr>
+        <w:t>”</w:t>
+      </w:r>
+    </w:p>
+    <w:p>
+      <w:pPr>
+        <w:rPr>
+          <w:lang w:val="en-US"/>
+        </w:rPr>
+      </w:pPr>
+      <w:r>
+        <w:rPr>
+          <w:b/>
+          <w:lang w:val="en-US"/>
+        </w:rPr>
+        <w:t xml:space="preserve">Switch to any local branch - &gt; </w:t>
+      </w:r>
+      <w:r>
+        <w:rPr>
+          <w:lang w:val="en-US"/>
+        </w:rPr>
+        <w:t>git checkout “</w:t>
+      </w:r>
+      <w:proofErr w:type="spellStart"/>
+      <w:r>
+        <w:rPr>
+          <w:lang w:val="en-US"/>
+        </w:rPr>
+        <w:t>branchName</w:t>
+      </w:r>
+      <w:proofErr w:type="spellEnd"/>
+      <w:r>
+        <w:rPr>
+          <w:lang w:val="en-US"/>
+        </w:rPr>
+        <w:t>”</w:t>
+      </w:r>
+    </w:p>
+    <w:p>
+      <w:pPr>
+        <w:rPr>
+          <w:lang w:val="en-US"/>
+        </w:rPr>
+      </w:pPr>
+      <w:r>
+        <w:rPr>
+          <w:b/>
+          <w:lang w:val="en-US"/>
+        </w:rPr>
+        <w:t xml:space="preserve">Take pull from central repository branch -&gt; </w:t>
+      </w:r>
+      <w:r>
+        <w:rPr>
+          <w:lang w:val="en-US"/>
+        </w:rPr>
+        <w:t>git pull origin “</w:t>
+      </w:r>
+      <w:proofErr w:type="spellStart"/>
+      <w:r>
+        <w:rPr>
+          <w:lang w:val="en-US"/>
+        </w:rPr>
+        <w:t>branchName</w:t>
+      </w:r>
+      <w:proofErr w:type="spellEnd"/>
+      <w:r>
+        <w:rPr>
+          <w:lang w:val="en-US"/>
+        </w:rPr>
+        <w:t>”</w:t>
+      </w:r>
+    </w:p>
+    <w:p>
+      <w:pPr>
+        <w:rPr>
+          <w:lang w:val="en-US"/>
+        </w:rPr>
+      </w:pPr>
+      <w:r>
+        <w:rPr>
+          <w:b/>
+          <w:lang w:val="en-US"/>
+        </w:rPr>
+        <w:t xml:space="preserve">Push the code to central repository - &gt; </w:t>
+      </w:r>
+      <w:r>
+        <w:rPr>
+          <w:lang w:val="en-US"/>
+        </w:rPr>
+        <w:t>git push origin “</w:t>
+      </w:r>
+      <w:proofErr w:type="spellStart"/>
+      <w:r>
+        <w:rPr>
+          <w:lang w:val="en-US"/>
+        </w:rPr>
+        <w:t>branchName</w:t>
+      </w:r>
+      <w:proofErr w:type="spellEnd"/>
+      <w:r>
+        <w:rPr>
+          <w:lang w:val="en-US"/>
+        </w:rPr>
+        <w:t>”</w:t>
+      </w:r>
+    </w:p>
+    <w:p>
+      <w:pPr>
+        <w:rPr>
+          <w:lang w:val="en-US"/>
+        </w:rPr>
+      </w:pPr>
+      <w:r>
+        <w:rPr>
+          <w:b/>
+        </w:rPr>
+        <w:t>DAILY REAL COMPANY FLOW</w:t>
+      </w:r>
+      <w:r>
+        <w:rPr>
+          <w:rStyle w:val="l"/>
+        </w:rPr>
+        <w:t xml:space="preserve"> -&gt; </w:t>
+      </w:r>
+      <w:r>
+        <w:rPr>
+          <w:rStyle w:val="l"/>
+        </w:rPr>
+        <w:t>git</w:t>
+      </w:r>
+      <w:r>
+        <w:t xml:space="preserve"> pull origin main</w:t>
+      </w:r>
+      <w:r>
+        <w:t xml:space="preserve"> -</w:t>
+      </w:r>
+      <w:proofErr w:type="gramStart"/>
+      <w:r>
+        <w:t xml:space="preserve">&gt;  </w:t>
+      </w:r>
+      <w:r>
+        <w:rPr>
+          <w:rStyle w:val="l"/>
+        </w:rPr>
+        <w:t>git</w:t>
+      </w:r>
+      <w:proofErr w:type="gramEnd"/>
+      <w:r>
+        <w:t xml:space="preserve"> checkout </w:t>
+      </w:r>
+      <w:r>
+        <w:rPr>
+          <w:rStyle w:val="n"/>
+        </w:rPr>
+        <w:t>-b</w:t>
+      </w:r>
+      <w:r>
         <w:t xml:space="preserve"> </w:t>
       </w:r>
       <w:proofErr w:type="spellStart"/>
       <w:r>
-        <w:rPr>
-          <w:lang w:val="en-US"/>
+        <w:t>ticketName</w:t>
+      </w:r>
+      <w:proofErr w:type="spellEnd"/>
+      <w:r>
+        <w:t xml:space="preserve"> </w:t>
+      </w:r>
+      <w:r>
+        <w:t xml:space="preserve"> </w:t>
+      </w:r>
+      <w:r>
+        <w:t>-&gt;</w:t>
+      </w:r>
+      <w:r>
+        <w:t xml:space="preserve"> </w:t>
+      </w:r>
+      <w:r>
+        <w:t>do code</w:t>
+      </w:r>
+      <w:r>
+        <w:t xml:space="preserve"> -&gt; </w:t>
+      </w:r>
+      <w:r>
+        <w:rPr>
+          <w:rStyle w:val="l"/>
         </w:rPr>
         <w:t>git</w:t>
       </w:r>
+      <w:r>
+        <w:t xml:space="preserve"> add .</w:t>
+      </w:r>
+      <w:r>
+        <w:t xml:space="preserve"> -&gt; </w:t>
+      </w:r>
+      <w:proofErr w:type="gramStart"/>
+      <w:r>
+        <w:rPr>
+          <w:rStyle w:val="l"/>
+        </w:rPr>
+        <w:t>git</w:t>
+      </w:r>
+      <w:proofErr w:type="gramEnd"/>
+      <w:r>
+        <w:t xml:space="preserve"> commit </w:t>
+      </w:r>
+      <w:r>
+        <w:rPr>
+          <w:rStyle w:val="n"/>
+        </w:rPr>
+        <w:t>-m</w:t>
+      </w:r>
+      <w:r>
+        <w:t xml:space="preserve"> </w:t>
+      </w:r>
+      <w:r>
+        <w:rPr>
+          <w:rStyle w:val="k"/>
+        </w:rPr>
+        <w:t>"fixed issue"</w:t>
+      </w:r>
+      <w:r>
+        <w:rPr>
+          <w:rStyle w:val="k"/>
+        </w:rPr>
+        <w:t xml:space="preserve"> -&gt;  </w:t>
+      </w:r>
+      <w:r>
+        <w:rPr>
+          <w:rStyle w:val="l"/>
+        </w:rPr>
+        <w:t>git</w:t>
+      </w:r>
+      <w:r>
+        <w:t xml:space="preserve"> push </w:t>
+      </w:r>
+      <w:r>
+        <w:rPr>
+          <w:rStyle w:val="n"/>
+        </w:rPr>
+        <w:t>-u</w:t>
+      </w:r>
+      <w:r>
+        <w:t xml:space="preserve"> origin </w:t>
+      </w:r>
+      <w:proofErr w:type="spellStart"/>
+      <w:r>
+        <w:t>ticketName</w:t>
+      </w:r>
       <w:proofErr w:type="spellEnd"/>
       <w:r>
-        <w:rPr>
-          <w:lang w:val="en-US"/>
-        </w:rPr>
-        <w:t xml:space="preserve"> add .</w:t>
-      </w:r>
-    </w:p>
-    <w:p>
-      <w:pPr>
-        <w:rPr>
-          <w:lang w:val="en-US"/>
-        </w:rPr>
-      </w:pPr>
-      <w:r>
-        <w:rPr>
-          <w:b/>
-          <w:lang w:val="en-US"/>
-        </w:rPr>
-        <w:t xml:space="preserve">Commit the changes made -&gt; </w:t>
+        <w:t xml:space="preserve"> -&gt;  </w:t>
+      </w:r>
+      <w:r>
+        <w:t>PR review</w:t>
+      </w:r>
+      <w:r>
+        <w:t xml:space="preserve">  </w:t>
+      </w:r>
+      <w:r>
+        <w:t xml:space="preserve">-&gt; </w:t>
+      </w:r>
+      <w:r>
+        <w:t>merge to main</w:t>
+      </w:r>
+    </w:p>
+    <w:p>
+      <w:pPr>
+        <w:rPr>
+          <w:lang w:val="en-US"/>
+        </w:rPr>
+      </w:pPr>
+      <w:r>
+        <w:rPr>
+          <w:b/>
+          <w:lang w:val="en-US"/>
+        </w:rPr>
+        <w:t xml:space="preserve">See entire commit history -&gt; </w:t>
+      </w:r>
+      <w:r>
+        <w:rPr>
+          <w:lang w:val="en-US"/>
+        </w:rPr>
+        <w:t>git log</w:t>
+      </w:r>
+    </w:p>
+    <w:p>
+      <w:pPr>
+        <w:rPr>
+          <w:lang w:val="en-US"/>
+        </w:rPr>
+      </w:pPr>
+      <w:r>
+        <w:rPr>
+          <w:b/>
+          <w:lang w:val="en-US"/>
+        </w:rPr>
+        <w:t>Delete a branch -&gt;</w:t>
+      </w:r>
+      <w:r>
+        <w:rPr>
+          <w:b/>
+          <w:lang w:val="en-US"/>
+        </w:rPr>
+        <w:t xml:space="preserve"> </w:t>
+      </w:r>
+      <w:r>
+        <w:rPr>
+          <w:lang w:val="en-US"/>
+        </w:rPr>
+        <w:t xml:space="preserve">git branch –d </w:t>
       </w:r>
       <w:proofErr w:type="spellStart"/>
       <w:r>
         <w:rPr>
           <w:lang w:val="en-US"/>
         </w:rPr>
-        <w:t>git</w:t>
+        <w:t>branchName</w:t>
       </w:r>
       <w:proofErr w:type="spellEnd"/>
-      <w:r>
-        <w:rPr>
-          <w:lang w:val="en-US"/>
-        </w:rPr>
-        <w:t xml:space="preserve"> commit –m “any </w:t>
+    </w:p>
+    <w:p>
+      <w:pPr>
+        <w:rPr>
+          <w:lang w:val="en-US"/>
+        </w:rPr>
+      </w:pPr>
+      <w:r>
+        <w:rPr>
+          <w:b/>
+          <w:lang w:val="en-US"/>
+        </w:rPr>
+        <w:t>Merge two branches -&gt;</w:t>
+      </w:r>
+      <w:r>
+        <w:rPr>
+          <w:b/>
+          <w:lang w:val="en-US"/>
+        </w:rPr>
+        <w:t xml:space="preserve"> </w:t>
+      </w:r>
+      <w:r>
+        <w:rPr>
+          <w:lang w:val="en-US"/>
+        </w:rPr>
+        <w:t xml:space="preserve">git merge </w:t>
       </w:r>
       <w:proofErr w:type="spellStart"/>
       <w:r>
         <w:rPr>
           <w:lang w:val="en-US"/>
         </w:rPr>
-        <w:t>msg</w:t>
+        <w:t>branchName</w:t>
       </w:r>
       <w:proofErr w:type="spellEnd"/>
-      <w:r>
-        <w:rPr>
-          <w:lang w:val="en-US"/>
-        </w:rPr>
-        <w:t>”</w:t>
-      </w:r>
-    </w:p>
-    <w:p>
-      <w:pPr>
-        <w:rPr>
-          <w:lang w:val="en-US"/>
-        </w:rPr>
-      </w:pPr>
-      <w:r>
-        <w:rPr>
-          <w:b/>
-          <w:lang w:val="en-US"/>
-        </w:rPr>
-        <w:t xml:space="preserve">Push the code to central repository - &gt; </w:t>
-      </w:r>
-      <w:proofErr w:type="spellStart"/>
-      <w:r>
-        <w:rPr>
-          <w:lang w:val="en-US"/>
-        </w:rPr>
-        <w:t>git</w:t>
-      </w:r>
-      <w:proofErr w:type="spellEnd"/>
-      <w:r>
-        <w:rPr>
-          <w:lang w:val="en-US"/>
-        </w:rPr>
-        <w:t xml:space="preserve"> push origin “</w:t>
-      </w:r>
-      <w:proofErr w:type="spellStart"/>
-      <w:r>
-        <w:rPr>
-          <w:lang w:val="en-US"/>
-        </w:rPr>
-        <w:t>branchName</w:t>
-      </w:r>
-      <w:proofErr w:type="spellEnd"/>
-      <w:r>
-        <w:rPr>
-          <w:lang w:val="en-US"/>
-        </w:rPr>
-        <w:t>”</w:t>
-      </w:r>
-    </w:p>
-    <w:p>
-      <w:pPr>
-        <w:rPr>
-          <w:lang w:val="en-US"/>
-        </w:rPr>
-      </w:pPr>
-      <w:r>
-        <w:rPr>
-          <w:b/>
-          <w:lang w:val="en-US"/>
-        </w:rPr>
-        <w:lastRenderedPageBreak/>
-        <w:t>See local branch status -</w:t>
-      </w:r>
-      <w:proofErr w:type="gramStart"/>
-      <w:r>
-        <w:rPr>
-          <w:b/>
-          <w:lang w:val="en-US"/>
-        </w:rPr>
-        <w:t xml:space="preserve">&gt; </w:t>
-      </w:r>
-      <w:r>
-        <w:rPr>
-          <w:lang w:val="en-US"/>
+    </w:p>
+    <w:p>
+      <w:pPr>
+        <w:rPr>
+          <w:rFonts w:cstheme="minorHAnsi"/>
+          <w:lang w:val="en-US"/>
+        </w:rPr>
+      </w:pPr>
+      <w:r>
+        <w:rPr>
+          <w:rStyle w:val="Emphasis"/>
+          <w:rFonts w:cstheme="minorHAnsi"/>
+          <w:b/>
+          <w:bCs/>
+          <w:i w:val="0"/>
+          <w:iCs w:val="0"/>
+          <w:shd w:val="clear" w:color="auto" w:fill="FFFFFF"/>
+        </w:rPr>
+        <w:t>U</w:t>
+      </w:r>
+      <w:r>
+        <w:rPr>
+          <w:rStyle w:val="Emphasis"/>
+          <w:rFonts w:cstheme="minorHAnsi"/>
+          <w:b/>
+          <w:bCs/>
+          <w:i w:val="0"/>
+          <w:iCs w:val="0"/>
+          <w:shd w:val="clear" w:color="auto" w:fill="FFFFFF"/>
+        </w:rPr>
+        <w:t>ndo the changes in your working directory</w:t>
+      </w:r>
+      <w:r>
+        <w:rPr>
+          <w:rStyle w:val="Emphasis"/>
+          <w:rFonts w:cstheme="minorHAnsi"/>
+          <w:b/>
+          <w:bCs/>
+          <w:i w:val="0"/>
+          <w:iCs w:val="0"/>
+          <w:sz w:val="24"/>
+          <w:shd w:val="clear" w:color="auto" w:fill="FFFFFF"/>
         </w:rPr>
         <w:t xml:space="preserve"> </w:t>
       </w:r>
-      <w:proofErr w:type="spellStart"/>
-      <w:r>
-        <w:rPr>
-          <w:lang w:val="en-US"/>
-        </w:rPr>
-        <w:t>git</w:t>
-      </w:r>
-      <w:proofErr w:type="spellEnd"/>
-      <w:proofErr w:type="gramEnd"/>
-      <w:r>
-        <w:rPr>
-          <w:lang w:val="en-US"/>
-        </w:rPr>
-        <w:t xml:space="preserve"> status</w:t>
-      </w:r>
-    </w:p>
-    <w:p>
-      <w:pPr>
-        <w:rPr>
-          <w:lang w:val="en-US"/>
-        </w:rPr>
-      </w:pPr>
-      <w:r>
-        <w:rPr>
-          <w:b/>
-          <w:lang w:val="en-US"/>
-        </w:rPr>
-        <w:t xml:space="preserve">See entire commit history -&gt; </w:t>
-      </w:r>
-      <w:proofErr w:type="spellStart"/>
-      <w:r>
-        <w:rPr>
-          <w:lang w:val="en-US"/>
-        </w:rPr>
-        <w:t>git</w:t>
-      </w:r>
-      <w:proofErr w:type="spellEnd"/>
-      <w:r>
-        <w:rPr>
-          <w:lang w:val="en-US"/>
-        </w:rPr>
-        <w:t xml:space="preserve"> log</w:t>
-      </w:r>
-    </w:p>
-    <w:p>
-      <w:pPr>
-        <w:rPr>
-          <w:lang w:val="en-US"/>
-        </w:rPr>
-      </w:pPr>
-      <w:r>
-        <w:rPr>
-          <w:b/>
-          <w:lang w:val="en-US"/>
-        </w:rPr>
-        <w:t xml:space="preserve">Synchronizes your local repository with all the remote repositories </w:t>
-      </w:r>
-      <w:r>
-        <w:rPr>
-          <w:b/>
-          <w:lang w:val="en-US"/>
-        </w:rPr>
-        <w:t>-</w:t>
-      </w:r>
-      <w:proofErr w:type="gramStart"/>
-      <w:r>
-        <w:rPr>
-          <w:b/>
-          <w:lang w:val="en-US"/>
-        </w:rPr>
-        <w:t xml:space="preserve">&gt; </w:t>
+      <w:r>
+        <w:rPr>
+          <w:rStyle w:val="Emphasis"/>
+          <w:rFonts w:cstheme="minorHAnsi"/>
+          <w:b/>
+          <w:bCs/>
+          <w:i w:val="0"/>
+          <w:iCs w:val="0"/>
+          <w:shd w:val="clear" w:color="auto" w:fill="FFFFFF"/>
+        </w:rPr>
+        <w:t xml:space="preserve">-&gt; </w:t>
+      </w:r>
+      <w:r>
+        <w:rPr>
+          <w:rStyle w:val="Emphasis"/>
+          <w:rFonts w:cstheme="minorHAnsi"/>
+          <w:bCs/>
+          <w:i w:val="0"/>
+          <w:iCs w:val="0"/>
+          <w:shd w:val="clear" w:color="auto" w:fill="FFFFFF"/>
+        </w:rPr>
+        <w:t>git reset</w:t>
+      </w:r>
+    </w:p>
+    <w:p>
+      <w:pPr>
+        <w:rPr>
+          <w:lang w:val="en-US"/>
+        </w:rPr>
+      </w:pPr>
+      <w:r>
+        <w:rPr>
+          <w:b/>
+          <w:lang w:val="en-US"/>
+        </w:rPr>
+        <w:t xml:space="preserve">Synchronizes your local repository </w:t>
+      </w:r>
+      <w:r>
+        <w:rPr>
+          <w:b/>
+          <w:lang w:val="en-US"/>
+        </w:rPr>
+        <w:t>with all the remote repository without merging it</w:t>
       </w:r>
       <w:r>
         <w:rPr>
@@ -1016,140 +1484,19 @@
         </w:rPr>
         <w:t xml:space="preserve"> </w:t>
       </w:r>
-      <w:proofErr w:type="spellStart"/>
-      <w:r>
-        <w:rPr>
-          <w:lang w:val="en-US"/>
-        </w:rPr>
-        <w:t>git</w:t>
-      </w:r>
-      <w:proofErr w:type="spellEnd"/>
-      <w:proofErr w:type="gramEnd"/>
-      <w:r>
-        <w:rPr>
-          <w:lang w:val="en-US"/>
-        </w:rPr>
-        <w:t xml:space="preserve"> fetch </w:t>
-      </w:r>
-      <w:r>
-        <w:rPr>
-          <w:lang w:val="en-US"/>
-        </w:rPr>
-        <w:t>–</w:t>
-      </w:r>
-      <w:r>
-        <w:rPr>
-          <w:lang w:val="en-US"/>
-        </w:rPr>
-        <w:t>all</w:t>
-      </w:r>
-    </w:p>
-    <w:p>
-      <w:pPr>
-        <w:rPr>
-          <w:lang w:val="en-US"/>
-        </w:rPr>
-      </w:pPr>
-      <w:proofErr w:type="spellStart"/>
-      <w:proofErr w:type="gramStart"/>
-      <w:r>
-        <w:rPr>
-          <w:lang w:val="en-US"/>
-        </w:rPr>
-        <w:t>g</w:t>
-      </w:r>
-      <w:r>
-        <w:rPr>
-          <w:lang w:val="en-US"/>
-        </w:rPr>
-        <w:t>it</w:t>
-      </w:r>
-      <w:proofErr w:type="spellEnd"/>
-      <w:proofErr w:type="gramEnd"/>
-      <w:r>
-        <w:rPr>
-          <w:lang w:val="en-US"/>
-        </w:rPr>
-        <w:t xml:space="preserve"> fetch origin “</w:t>
-      </w:r>
-      <w:proofErr w:type="spellStart"/>
-      <w:r>
-        <w:rPr>
-          <w:lang w:val="en-US"/>
-        </w:rPr>
-        <w:t>branchName</w:t>
-      </w:r>
-      <w:proofErr w:type="spellEnd"/>
-      <w:r>
-        <w:rPr>
-          <w:lang w:val="en-US"/>
-        </w:rPr>
-        <w:t xml:space="preserve">” -&gt; </w:t>
-      </w:r>
-      <w:proofErr w:type="spellStart"/>
-      <w:r>
-        <w:rPr>
-          <w:lang w:val="en-US"/>
-        </w:rPr>
-        <w:t>git</w:t>
-      </w:r>
-      <w:proofErr w:type="spellEnd"/>
-      <w:r>
-        <w:rPr>
-          <w:lang w:val="en-US"/>
-        </w:rPr>
-        <w:t xml:space="preserve"> checkout </w:t>
-      </w:r>
-      <w:proofErr w:type="spellStart"/>
-      <w:r>
-        <w:rPr>
-          <w:lang w:val="en-US"/>
-        </w:rPr>
-        <w:t>localBranchName</w:t>
-      </w:r>
-      <w:proofErr w:type="spellEnd"/>
-      <w:r>
-        <w:rPr>
-          <w:lang w:val="en-US"/>
-        </w:rPr>
-        <w:t xml:space="preserve"> (</w:t>
-      </w:r>
-      <w:proofErr w:type="spellStart"/>
-      <w:r>
-        <w:rPr>
-          <w:lang w:val="en-US"/>
-        </w:rPr>
-        <w:t>optinal</w:t>
-      </w:r>
-      <w:proofErr w:type="spellEnd"/>
-      <w:r>
-        <w:rPr>
-          <w:lang w:val="en-US"/>
-        </w:rPr>
-        <w:t xml:space="preserve">) -&gt; </w:t>
-      </w:r>
-      <w:proofErr w:type="spellStart"/>
-      <w:r>
-        <w:rPr>
-          <w:lang w:val="en-US"/>
-        </w:rPr>
-        <w:t>git</w:t>
-      </w:r>
-      <w:proofErr w:type="spellEnd"/>
-      <w:r>
-        <w:rPr>
-          <w:lang w:val="en-US"/>
-        </w:rPr>
-        <w:t xml:space="preserve"> merge origin/</w:t>
-      </w:r>
-      <w:proofErr w:type="spellStart"/>
-      <w:r>
-        <w:rPr>
-          <w:lang w:val="en-US"/>
-        </w:rPr>
-        <w:t>branchName</w:t>
-      </w:r>
-      <w:proofErr w:type="spellEnd"/>
+      <w:r>
+        <w:rPr>
+          <w:b/>
+          <w:lang w:val="en-US"/>
+        </w:rPr>
+        <w:t xml:space="preserve">-&gt; </w:t>
+      </w:r>
+      <w:r>
+        <w:rPr>
+          <w:lang w:val="en-US"/>
+        </w:rPr>
+        <w:t>git fetch</w:t>
+      </w:r>
     </w:p>
     <w:p>
       <w:pPr>
@@ -1212,20 +1559,21 @@
           <w:bdr w:val="none" w:sz="0" w:space="0" w:color="auto" w:frame="1"/>
           <w:shd w:val="clear" w:color="auto" w:fill="FFFFFF"/>
         </w:rPr>
-        <w:t>. It doesn’t make any changes to the current working directory. It stores all the changes in a separate branch called the </w:t>
-      </w:r>
-      <w:r>
-        <w:rPr>
-          <w:rStyle w:val="Strong"/>
+        <w:t>. It doesn’t make any changes to the current working direc</w:t>
+      </w:r>
+      <w:r>
+        <w:rPr>
           <w:rFonts w:cstheme="minorHAnsi"/>
           <w:color w:val="273239"/>
           <w:spacing w:val="2"/>
           <w:bdr w:val="none" w:sz="0" w:space="0" w:color="auto" w:frame="1"/>
           <w:shd w:val="clear" w:color="auto" w:fill="FFFFFF"/>
         </w:rPr>
-        <w:t>remote-tracking branch</w:t>
-      </w:r>
-      <w:r>
+        <w:t>tory.</w:t>
+      </w:r>
+    </w:p>
+    <w:p>
+      <w:pPr>
         <w:rPr>
           <w:rFonts w:cstheme="minorHAnsi"/>
           <w:color w:val="273239"/>
@@ -1233,73 +1581,30 @@
           <w:bdr w:val="none" w:sz="0" w:space="0" w:color="auto" w:frame="1"/>
           <w:shd w:val="clear" w:color="auto" w:fill="FFFFFF"/>
         </w:rPr>
-        <w:t>. </w:t>
-      </w:r>
-      <w:hyperlink r:id="rId6" w:history="1">
-        <w:proofErr w:type="gramStart"/>
-        <w:r>
-          <w:rPr>
-            <w:rStyle w:val="Strong"/>
-            <w:rFonts w:cstheme="minorHAnsi"/>
-            <w:color w:val="0000FF"/>
-            <w:spacing w:val="2"/>
-            <w:u w:val="single"/>
-            <w:bdr w:val="none" w:sz="0" w:space="0" w:color="auto" w:frame="1"/>
-            <w:shd w:val="clear" w:color="auto" w:fill="FFFFFF"/>
-          </w:rPr>
-          <w:t>git</w:t>
-        </w:r>
-        <w:proofErr w:type="gramEnd"/>
-        <w:r>
-          <w:rPr>
-            <w:rStyle w:val="Strong"/>
-            <w:rFonts w:cstheme="minorHAnsi"/>
-            <w:color w:val="0000FF"/>
-            <w:spacing w:val="2"/>
-            <w:u w:val="single"/>
-            <w:bdr w:val="none" w:sz="0" w:space="0" w:color="auto" w:frame="1"/>
-            <w:shd w:val="clear" w:color="auto" w:fill="FFFFFF"/>
-          </w:rPr>
-          <w:t xml:space="preserve"> merge</w:t>
-        </w:r>
-      </w:hyperlink>
-      <w:r>
-        <w:rPr>
-          <w:rFonts w:cstheme="minorHAnsi"/>
+      </w:pPr>
+      <w:r>
+        <w:rPr>
+          <w:rFonts w:cstheme="minorHAnsi"/>
+          <w:b/>
           <w:color w:val="273239"/>
           <w:spacing w:val="2"/>
           <w:bdr w:val="none" w:sz="0" w:space="0" w:color="auto" w:frame="1"/>
           <w:shd w:val="clear" w:color="auto" w:fill="FFFFFF"/>
         </w:rPr>
-        <w:t> or </w:t>
-      </w:r>
-      <w:hyperlink r:id="rId7" w:history="1">
-        <w:r>
-          <w:rPr>
-            <w:rStyle w:val="Strong"/>
-            <w:rFonts w:cstheme="minorHAnsi"/>
-            <w:color w:val="0000FF"/>
-            <w:spacing w:val="2"/>
-            <w:u w:val="single"/>
-            <w:bdr w:val="none" w:sz="0" w:space="0" w:color="auto" w:frame="1"/>
-            <w:shd w:val="clear" w:color="auto" w:fill="FFFFFF"/>
-          </w:rPr>
-          <w:t>git rebase</w:t>
-        </w:r>
-      </w:hyperlink>
-      <w:r>
-        <w:rPr>
-          <w:rFonts w:cstheme="minorHAnsi"/>
+        <w:t>Pull</w:t>
+      </w:r>
+      <w:r>
+        <w:rPr>
+          <w:rFonts w:cstheme="minorHAnsi"/>
+          <w:b/>
           <w:color w:val="273239"/>
           <w:spacing w:val="2"/>
           <w:bdr w:val="none" w:sz="0" w:space="0" w:color="auto" w:frame="1"/>
           <w:shd w:val="clear" w:color="auto" w:fill="FFFFFF"/>
         </w:rPr>
-        <w:t> command is used to merge these changes into our current working directory.</w:t>
-      </w:r>
-    </w:p>
-    <w:p>
-      <w:pPr>
+        <w:t xml:space="preserve"> – </w:t>
+      </w:r>
+      <w:r>
         <w:rPr>
           <w:rFonts w:cstheme="minorHAnsi"/>
           <w:color w:val="273239"/>
@@ -1307,29 +1612,30 @@
           <w:bdr w:val="none" w:sz="0" w:space="0" w:color="auto" w:frame="1"/>
           <w:shd w:val="clear" w:color="auto" w:fill="FFFFFF"/>
         </w:rPr>
-      </w:pPr>
-      <w:r>
-        <w:rPr>
-          <w:rFonts w:cstheme="minorHAnsi"/>
-          <w:b/>
+        <w:t>this command is the combination of fetch and merges</w:t>
+      </w:r>
+      <w:r>
+        <w:rPr>
+          <w:rFonts w:cstheme="minorHAnsi"/>
           <w:color w:val="273239"/>
           <w:spacing w:val="2"/>
           <w:bdr w:val="none" w:sz="0" w:space="0" w:color="auto" w:frame="1"/>
           <w:shd w:val="clear" w:color="auto" w:fill="FFFFFF"/>
         </w:rPr>
-        <w:t>Pull</w:t>
-      </w:r>
-      <w:r>
-        <w:rPr>
-          <w:rFonts w:cstheme="minorHAnsi"/>
-          <w:b/>
+        <w:t xml:space="preserve">. It </w:t>
+      </w:r>
+      <w:proofErr w:type="gramStart"/>
+      <w:r>
+        <w:rPr>
+          <w:rFonts w:cstheme="minorHAnsi"/>
           <w:color w:val="273239"/>
           <w:spacing w:val="2"/>
           <w:bdr w:val="none" w:sz="0" w:space="0" w:color="auto" w:frame="1"/>
           <w:shd w:val="clear" w:color="auto" w:fill="FFFFFF"/>
         </w:rPr>
-        <w:t xml:space="preserve"> – </w:t>
-      </w:r>
+        <w:t>pull</w:t>
+      </w:r>
+      <w:proofErr w:type="gramEnd"/>
       <w:r>
         <w:rPr>
           <w:rFonts w:cstheme="minorHAnsi"/>
@@ -1338,20 +1644,20 @@
           <w:bdr w:val="none" w:sz="0" w:space="0" w:color="auto" w:frame="1"/>
           <w:shd w:val="clear" w:color="auto" w:fill="FFFFFF"/>
         </w:rPr>
-        <w:t>this command is the combination of fetch and merge. It pull or copies all the changes from a remote repository directly into your local working directory.</w:t>
-      </w:r>
-    </w:p>
-    <w:p>
-      <w:pPr>
-        <w:rPr>
-          <w:rFonts w:cstheme="minorHAnsi"/>
+        <w:t xml:space="preserve"> or copies all the changes from a remote repository directly into your local working directory.</w:t>
+      </w:r>
+    </w:p>
+    <w:p>
+      <w:pPr>
+        <w:rPr>
+          <w:rFonts w:cstheme="minorHAnsi"/>
+          <w:b/>
           <w:color w:val="273239"/>
           <w:spacing w:val="2"/>
           <w:bdr w:val="none" w:sz="0" w:space="0" w:color="auto" w:frame="1"/>
           <w:shd w:val="clear" w:color="auto" w:fill="FFFFFF"/>
         </w:rPr>
       </w:pPr>
-      <w:proofErr w:type="gramStart"/>
       <w:r>
         <w:rPr>
           <w:rFonts w:cstheme="minorHAnsi"/>
@@ -1361,7 +1667,7 @@
           <w:bdr w:val="none" w:sz="0" w:space="0" w:color="auto" w:frame="1"/>
           <w:shd w:val="clear" w:color="auto" w:fill="FFFFFF"/>
         </w:rPr>
-        <w:t>g</w:t>
+        <w:t>Undo changes in files</w:t>
       </w:r>
       <w:r>
         <w:rPr>
@@ -1372,20 +1678,36 @@
           <w:bdr w:val="none" w:sz="0" w:space="0" w:color="auto" w:frame="1"/>
           <w:shd w:val="clear" w:color="auto" w:fill="FFFFFF"/>
         </w:rPr>
-        <w:t>it</w:t>
-      </w:r>
-      <w:proofErr w:type="gramEnd"/>
-      <w:r>
-        <w:rPr>
-          <w:rFonts w:cstheme="minorHAnsi"/>
-          <w:b/>
+        <w:t xml:space="preserve"> -&gt; </w:t>
+      </w:r>
+      <w:r>
+        <w:rPr>
+          <w:rStyle w:val="l"/>
+        </w:rPr>
+        <w:t>git</w:t>
+      </w:r>
+      <w:r>
+        <w:t xml:space="preserve"> restore filename / git restore</w:t>
+      </w:r>
+      <w:r>
+        <w:t xml:space="preserve"> </w:t>
+      </w:r>
+      <w:bookmarkStart w:id="0" w:name="_GoBack"/>
+      <w:bookmarkEnd w:id="0"/>
+      <w:r>
+        <w:t xml:space="preserve"> .</w:t>
+      </w:r>
+    </w:p>
+    <w:p>
+      <w:pPr>
+        <w:rPr>
+          <w:rFonts w:cstheme="minorHAnsi"/>
           <w:color w:val="273239"/>
           <w:spacing w:val="2"/>
           <w:bdr w:val="none" w:sz="0" w:space="0" w:color="auto" w:frame="1"/>
           <w:shd w:val="clear" w:color="auto" w:fill="FFFFFF"/>
         </w:rPr>
-        <w:t xml:space="preserve"> stash -&gt;</w:t>
-      </w:r>
+      </w:pPr>
       <w:r>
         <w:rPr>
           <w:rFonts w:cstheme="minorHAnsi"/>
@@ -1395,27 +1717,30 @@
           <w:bdr w:val="none" w:sz="0" w:space="0" w:color="auto" w:frame="1"/>
           <w:shd w:val="clear" w:color="auto" w:fill="FFFFFF"/>
         </w:rPr>
-        <w:t xml:space="preserve">  </w:t>
-      </w:r>
-      <w:r>
-        <w:rPr>
-          <w:rFonts w:cstheme="minorHAnsi"/>
+        <w:lastRenderedPageBreak/>
+        <w:t>g</w:t>
+      </w:r>
+      <w:r>
+        <w:rPr>
+          <w:rFonts w:cstheme="minorHAnsi"/>
+          <w:b/>
           <w:color w:val="273239"/>
           <w:spacing w:val="2"/>
           <w:bdr w:val="none" w:sz="0" w:space="0" w:color="auto" w:frame="1"/>
           <w:shd w:val="clear" w:color="auto" w:fill="FFFFFF"/>
         </w:rPr>
-        <w:t>command in Git allows you to temporarily save changes in your working directory that are not yet ready to be committed. This is useful when you need to switch branches or work on something else without losing your current work</w:t>
-      </w:r>
-      <w:r>
-        <w:rPr>
-          <w:rFonts w:cstheme="minorHAnsi"/>
+        <w:t>it stash -&gt;</w:t>
+      </w:r>
+      <w:r>
+        <w:rPr>
+          <w:rFonts w:cstheme="minorHAnsi"/>
+          <w:b/>
           <w:color w:val="273239"/>
           <w:spacing w:val="2"/>
           <w:bdr w:val="none" w:sz="0" w:space="0" w:color="auto" w:frame="1"/>
           <w:shd w:val="clear" w:color="auto" w:fill="FFFFFF"/>
         </w:rPr>
-        <w:t>.</w:t>
+        <w:t xml:space="preserve">  </w:t>
       </w:r>
       <w:r>
         <w:rPr>
@@ -1425,9 +1750,8 @@
           <w:bdr w:val="none" w:sz="0" w:space="0" w:color="auto" w:frame="1"/>
           <w:shd w:val="clear" w:color="auto" w:fill="FFFFFF"/>
         </w:rPr>
-        <w:t xml:space="preserve"> (</w:t>
-      </w:r>
-      <w:proofErr w:type="gramStart"/>
+        <w:t>allows you to temporarily save changes in your working directory that are not yet ready to be committed. This is useful when you need to switch branches or work on something else without losing your current work</w:t>
+      </w:r>
       <w:r>
         <w:rPr>
           <w:rFonts w:cstheme="minorHAnsi"/>
@@ -1436,10 +1760,91 @@
           <w:bdr w:val="none" w:sz="0" w:space="0" w:color="auto" w:frame="1"/>
           <w:shd w:val="clear" w:color="auto" w:fill="FFFFFF"/>
         </w:rPr>
-        <w:t>git</w:t>
-      </w:r>
-      <w:proofErr w:type="gramEnd"/>
-      <w:r>
+        <w:t>.</w:t>
+      </w:r>
+    </w:p>
+    <w:p>
+      <w:r>
+        <w:rPr>
+          <w:b/>
+        </w:rPr>
+        <w:t>See Stashed Items</w:t>
+      </w:r>
+      <w:r>
+        <w:rPr>
+          <w:b/>
+        </w:rPr>
+        <w:t xml:space="preserve"> -&gt; </w:t>
+      </w:r>
+      <w:r>
+        <w:t>git stash list</w:t>
+      </w:r>
+    </w:p>
+    <w:p>
+      <w:r>
+        <w:rPr>
+          <w:b/>
+        </w:rPr>
+        <w:t>Restore Changes</w:t>
+      </w:r>
+      <w:r>
+        <w:rPr>
+          <w:b/>
+        </w:rPr>
+        <w:t xml:space="preserve"> with removing from list -&gt; </w:t>
+      </w:r>
+      <w:r>
+        <w:t>git stash pop</w:t>
+      </w:r>
+    </w:p>
+    <w:p>
+      <w:r>
+        <w:rPr>
+          <w:b/>
+        </w:rPr>
+        <w:t>Restore</w:t>
+      </w:r>
+      <w:r>
+        <w:rPr>
+          <w:b/>
+        </w:rPr>
+        <w:t xml:space="preserve"> Changes</w:t>
+      </w:r>
+      <w:r>
+        <w:rPr>
+          <w:b/>
+        </w:rPr>
+        <w:t xml:space="preserve"> Without Removing</w:t>
+      </w:r>
+      <w:r>
+        <w:rPr>
+          <w:b/>
+        </w:rPr>
+        <w:t xml:space="preserve"> from list -&gt; </w:t>
+      </w:r>
+      <w:r>
+        <w:t>git stash apply</w:t>
+      </w:r>
+    </w:p>
+    <w:p>
+      <w:r>
+        <w:rPr>
+          <w:b/>
+        </w:rPr>
+        <w:t>Delete Stash</w:t>
+      </w:r>
+      <w:r>
+        <w:rPr>
+          <w:b/>
+        </w:rPr>
+        <w:t xml:space="preserve"> -&gt; </w:t>
+      </w:r>
+      <w:r>
+        <w:t>git stash drop</w:t>
+      </w:r>
+    </w:p>
+    <w:p>
+      <w:pPr>
         <w:rPr>
           <w:rFonts w:cstheme="minorHAnsi"/>
           <w:color w:val="273239"/>
@@ -1447,7 +1852,66 @@
           <w:bdr w:val="none" w:sz="0" w:space="0" w:color="auto" w:frame="1"/>
           <w:shd w:val="clear" w:color="auto" w:fill="FFFFFF"/>
         </w:rPr>
-        <w:t xml:space="preserve"> stash -&gt; git stash apply)</w:t>
+      </w:pPr>
+      <w:r>
+        <w:rPr>
+          <w:b/>
+        </w:rPr>
+        <w:t>Stash working flow -&gt;</w:t>
+      </w:r>
+      <w:r>
+        <w:rPr>
+          <w:b/>
+        </w:rPr>
+        <w:t xml:space="preserve"> </w:t>
+      </w:r>
+      <w:r>
+        <w:rPr>
+          <w:rStyle w:val="l"/>
+        </w:rPr>
+        <w:t>git</w:t>
+      </w:r>
+      <w:r>
+        <w:t xml:space="preserve"> stash</w:t>
+      </w:r>
+      <w:r>
+        <w:t xml:space="preserve"> -&gt;  </w:t>
+      </w:r>
+      <w:r>
+        <w:rPr>
+          <w:rStyle w:val="l"/>
+        </w:rPr>
+        <w:t>git</w:t>
+      </w:r>
+      <w:r>
+        <w:t xml:space="preserve"> checkout main</w:t>
+      </w:r>
+      <w:r>
+        <w:t xml:space="preserve">  -&gt;  </w:t>
+      </w:r>
+      <w:r>
+        <w:rPr>
+          <w:rStyle w:val="l"/>
+        </w:rPr>
+        <w:t>git</w:t>
+      </w:r>
+      <w:r>
+        <w:t xml:space="preserve"> pull origin main</w:t>
+      </w:r>
+      <w:r>
+        <w:t xml:space="preserve"> -&gt; </w:t>
+      </w:r>
+      <w:r>
+        <w:rPr>
+          <w:rStyle w:val="l"/>
+        </w:rPr>
+        <w:t>git</w:t>
+      </w:r>
+      <w:r>
+        <w:t xml:space="preserve"> checkout old Branch -&gt; </w:t>
+      </w:r>
+      <w:r>
+        <w:t>git stash pop</w:t>
       </w:r>
     </w:p>
     <w:p>
@@ -1503,7 +1967,35 @@
           <w:rFonts w:cstheme="minorHAnsi"/>
           <w:lang w:val="en-US"/>
         </w:rPr>
-        <w:t xml:space="preserve"> Useful when you want to preserve the complete history of changes and see how different branches interacted.</w:t>
+        <w:t xml:space="preserve"> </w:t>
+      </w:r>
+      <w:r>
+        <w:rPr>
+          <w:rFonts w:cstheme="minorHAnsi"/>
+          <w:lang w:val="en-US"/>
+        </w:rPr>
+        <w:t>(</w:t>
+      </w:r>
+      <w:r>
+        <w:rPr>
+          <w:rFonts w:cstheme="minorHAnsi"/>
+          <w:lang w:val="en-US"/>
+        </w:rPr>
+        <w:t>Combines histories</w:t>
+      </w:r>
+      <w:r>
+        <w:rPr>
+          <w:rFonts w:cstheme="minorHAnsi"/>
+          <w:lang w:val="en-US"/>
+        </w:rPr>
+        <w:t xml:space="preserve">) </w:t>
+      </w:r>
+      <w:r>
+        <w:rPr>
+          <w:rFonts w:cstheme="minorHAnsi"/>
+          <w:lang w:val="en-US"/>
+        </w:rPr>
+        <w:t>Useful when you want to preserve the complete history of changes and see how different branches interacted.</w:t>
       </w:r>
     </w:p>
     <w:p>
@@ -1520,6 +2012,25 @@
           <w:lang w:val="en-US"/>
         </w:rPr>
         <w:t>Rebase:</w:t>
+      </w:r>
+      <w:r>
+        <w:rPr>
+          <w:rFonts w:cstheme="minorHAnsi"/>
+          <w:b/>
+          <w:lang w:val="en-US"/>
+        </w:rPr>
+        <w:t xml:space="preserve"> (</w:t>
+      </w:r>
+      <w:r>
+        <w:t>Rewrites history to look linear</w:t>
+      </w:r>
+      <w:r>
+        <w:rPr>
+          <w:rFonts w:cstheme="minorHAnsi"/>
+          <w:b/>
+          <w:lang w:val="en-US"/>
+        </w:rPr>
+        <w:t>)</w:t>
       </w:r>
       <w:r>
         <w:rPr>
@@ -1742,6 +2253,7 @@
   <w:style w:type="paragraph" w:default="1" w:styleId="Normal">
     <w:name w:val="Normal"/>
     <w:qFormat/>
+    <w:rsid w:val="00830C76"/>
   </w:style>
   <w:style w:type="character" w:default="1" w:styleId="DefaultParagraphFont">
     <w:name w:val="Default Paragraph Font"/>
@@ -1809,6 +2321,45 @@
       <w:rFonts w:ascii="Tahoma" w:hAnsi="Tahoma" w:cs="Tahoma"/>
       <w:sz w:val="16"/>
       <w:szCs w:val="16"/>
+    </w:rPr>
+  </w:style>
+  <w:style w:type="character" w:styleId="HTMLCode">
+    <w:name w:val="HTML Code"/>
+    <w:basedOn w:val="DefaultParagraphFont"/>
+    <w:uiPriority w:val="99"/>
+    <w:semiHidden/>
+    <w:unhideWhenUsed/>
+    <w:rsid w:val="00E26284"/>
+    <w:rPr>
+      <w:rFonts w:ascii="Courier New" w:eastAsia="Times New Roman" w:hAnsi="Courier New" w:cs="Courier New"/>
+      <w:sz w:val="20"/>
+      <w:szCs w:val="20"/>
+    </w:rPr>
+  </w:style>
+  <w:style w:type="character" w:customStyle="1" w:styleId="l">
+    <w:name w:val="ͼl"/>
+    <w:basedOn w:val="DefaultParagraphFont"/>
+    <w:rsid w:val="00F759E2"/>
+  </w:style>
+  <w:style w:type="character" w:customStyle="1" w:styleId="n">
+    <w:name w:val="ͼn"/>
+    <w:basedOn w:val="DefaultParagraphFont"/>
+    <w:rsid w:val="00B05890"/>
+  </w:style>
+  <w:style w:type="character" w:customStyle="1" w:styleId="k">
+    <w:name w:val="ͼk"/>
+    <w:basedOn w:val="DefaultParagraphFont"/>
+    <w:rsid w:val="00B05890"/>
+  </w:style>
+  <w:style w:type="character" w:styleId="Emphasis">
+    <w:name w:val="Emphasis"/>
+    <w:basedOn w:val="DefaultParagraphFont"/>
+    <w:uiPriority w:val="20"/>
+    <w:qFormat/>
+    <w:rsid w:val="00DC59F0"/>
+    <w:rPr>
+      <w:i/>
+      <w:iCs/>
     </w:rPr>
   </w:style>
 </w:styles>
@@ -1973,6 +2524,7 @@
   <w:style w:type="paragraph" w:default="1" w:styleId="Normal">
     <w:name w:val="Normal"/>
     <w:qFormat/>
+    <w:rsid w:val="00830C76"/>
   </w:style>
   <w:style w:type="character" w:default="1" w:styleId="DefaultParagraphFont">
     <w:name w:val="Default Paragraph Font"/>
@@ -2040,6 +2592,45 @@
       <w:rFonts w:ascii="Tahoma" w:hAnsi="Tahoma" w:cs="Tahoma"/>
       <w:sz w:val="16"/>
       <w:szCs w:val="16"/>
+    </w:rPr>
+  </w:style>
+  <w:style w:type="character" w:styleId="HTMLCode">
+    <w:name w:val="HTML Code"/>
+    <w:basedOn w:val="DefaultParagraphFont"/>
+    <w:uiPriority w:val="99"/>
+    <w:semiHidden/>
+    <w:unhideWhenUsed/>
+    <w:rsid w:val="00E26284"/>
+    <w:rPr>
+      <w:rFonts w:ascii="Courier New" w:eastAsia="Times New Roman" w:hAnsi="Courier New" w:cs="Courier New"/>
+      <w:sz w:val="20"/>
+      <w:szCs w:val="20"/>
+    </w:rPr>
+  </w:style>
+  <w:style w:type="character" w:customStyle="1" w:styleId="l">
+    <w:name w:val="ͼl"/>
+    <w:basedOn w:val="DefaultParagraphFont"/>
+    <w:rsid w:val="00F759E2"/>
+  </w:style>
+  <w:style w:type="character" w:customStyle="1" w:styleId="n">
+    <w:name w:val="ͼn"/>
+    <w:basedOn w:val="DefaultParagraphFont"/>
+    <w:rsid w:val="00B05890"/>
+  </w:style>
+  <w:style w:type="character" w:customStyle="1" w:styleId="k">
+    <w:name w:val="ͼk"/>
+    <w:basedOn w:val="DefaultParagraphFont"/>
+    <w:rsid w:val="00B05890"/>
+  </w:style>
+  <w:style w:type="character" w:styleId="Emphasis">
+    <w:name w:val="Emphasis"/>
+    <w:basedOn w:val="DefaultParagraphFont"/>
+    <w:uiPriority w:val="20"/>
+    <w:qFormat/>
+    <w:rsid w:val="00DC59F0"/>
+    <w:rPr>
+      <w:i/>
+      <w:iCs/>
     </w:rPr>
   </w:style>
 </w:styles>

--- a/GitAndGitHubLearning/GitNotes.docx
+++ b/GitAndGitHubLearning/GitNotes.docx
@@ -93,12 +93,7 @@
       </w:r>
       <w:r>
         <w:br/>
-      </w:r>
-      <w:r>
-        <w:t>Git = Tool to track code changes</w:t>
-      </w:r>
-      <w:r>
-        <w:t>.</w:t>
+        <w:t>Git = Tool to track code changes.</w:t>
       </w:r>
     </w:p>
     <w:p>
@@ -115,16 +110,7 @@
         <w:t xml:space="preserve">GitHub -&gt; </w:t>
       </w:r>
       <w:r>
-        <w:t>is a cloud-based platform that</w:t>
-      </w:r>
-      <w:r>
-        <w:t xml:space="preserve"> </w:t>
-      </w:r>
-      <w:r>
-        <w:t>provides Git repositories where developers ca</w:t>
-      </w:r>
-      <w:r>
-        <w:t xml:space="preserve">n store, manage </w:t>
+        <w:t xml:space="preserve">is a cloud-based platform that provides Git repositories where developers can store, manage </w:t>
       </w:r>
       <w:r>
         <w:t>source code</w:t>
@@ -134,8 +120,6 @@
       </w:r>
       <w:r>
         <w:br/>
-      </w:r>
-      <w:r>
         <w:t>GitHub = Online platform to store and share Git repositories</w:t>
       </w:r>
       <w:r>
@@ -356,17 +340,25 @@
         </w:rPr>
         <w:t xml:space="preserve">Set global username and email -&gt; </w:t>
       </w:r>
-      <w:r>
-        <w:rPr>
-          <w:lang w:val="en-US"/>
-        </w:rPr>
-        <w:t xml:space="preserve">git </w:t>
-      </w:r>
       <w:proofErr w:type="spellStart"/>
       <w:r>
         <w:rPr>
           <w:lang w:val="en-US"/>
         </w:rPr>
+        <w:t>git</w:t>
+      </w:r>
+      <w:proofErr w:type="spellEnd"/>
+      <w:r>
+        <w:rPr>
+          <w:lang w:val="en-US"/>
+        </w:rPr>
+        <w:t xml:space="preserve"> </w:t>
+      </w:r>
+      <w:proofErr w:type="spellStart"/>
+      <w:r>
+        <w:rPr>
+          <w:lang w:val="en-US"/>
+        </w:rPr>
         <w:t>config</w:t>
       </w:r>
       <w:proofErr w:type="spellEnd"/>
@@ -407,8 +399,16 @@
         <w:rPr>
           <w:lang w:val="en-US"/>
         </w:rPr>
-        <w:t xml:space="preserve"> git</w:t>
-      </w:r>
+        <w:t xml:space="preserve"> </w:t>
+      </w:r>
+      <w:proofErr w:type="spellStart"/>
+      <w:r>
+        <w:rPr>
+          <w:lang w:val="en-US"/>
+        </w:rPr>
+        <w:t>git</w:t>
+      </w:r>
+      <w:proofErr w:type="spellEnd"/>
       <w:proofErr w:type="gramEnd"/>
       <w:r>
         <w:rPr>
@@ -478,17 +478,25 @@
         </w:rPr>
         <w:t xml:space="preserve">Initialize local git repository -&gt; </w:t>
       </w:r>
-      <w:r>
-        <w:rPr>
-          <w:lang w:val="en-US"/>
-        </w:rPr>
-        <w:t xml:space="preserve">git </w:t>
-      </w:r>
       <w:proofErr w:type="spellStart"/>
       <w:r>
         <w:rPr>
           <w:lang w:val="en-US"/>
         </w:rPr>
+        <w:t>git</w:t>
+      </w:r>
+      <w:proofErr w:type="spellEnd"/>
+      <w:r>
+        <w:rPr>
+          <w:lang w:val="en-US"/>
+        </w:rPr>
+        <w:t xml:space="preserve"> </w:t>
+      </w:r>
+      <w:proofErr w:type="spellStart"/>
+      <w:r>
+        <w:rPr>
+          <w:lang w:val="en-US"/>
+        </w:rPr>
         <w:t>init</w:t>
       </w:r>
       <w:proofErr w:type="spellEnd"/>
@@ -504,21 +512,7 @@
           <w:b/>
           <w:lang w:val="en-US"/>
         </w:rPr>
-        <w:t xml:space="preserve">See local branch </w:t>
-      </w:r>
-      <w:r>
-        <w:rPr>
-          <w:b/>
-          <w:lang w:val="en-US"/>
-        </w:rPr>
-        <w:t>changes</w:t>
-      </w:r>
-      <w:r>
-        <w:rPr>
-          <w:b/>
-          <w:lang w:val="en-US"/>
-        </w:rPr>
-        <w:t xml:space="preserve"> -&gt; </w:t>
+        <w:t xml:space="preserve">See local branch changes -&gt; </w:t>
       </w:r>
       <w:r>
         <w:rPr>
@@ -538,33 +532,27 @@
           <w:b/>
           <w:lang w:val="en-US"/>
         </w:rPr>
-        <w:t>Add changes made in local working directory</w:t>
-      </w:r>
-      <w:r>
-        <w:rPr>
-          <w:b/>
-          <w:lang w:val="en-US"/>
-        </w:rPr>
-        <w:t xml:space="preserve"> to staging area</w:t>
-      </w:r>
-      <w:r>
-        <w:rPr>
-          <w:b/>
-          <w:lang w:val="en-US"/>
-        </w:rPr>
-        <w:t xml:space="preserve"> - &gt; </w:t>
-      </w:r>
-      <w:r>
-        <w:rPr>
-          <w:lang w:val="en-US"/>
-        </w:rPr>
-        <w:t>git add “</w:t>
+        <w:t xml:space="preserve">Add changes made in local working directory to staging area - &gt; </w:t>
       </w:r>
       <w:proofErr w:type="spellStart"/>
       <w:r>
         <w:rPr>
           <w:lang w:val="en-US"/>
         </w:rPr>
+        <w:t>git</w:t>
+      </w:r>
+      <w:proofErr w:type="spellEnd"/>
+      <w:r>
+        <w:rPr>
+          <w:lang w:val="en-US"/>
+        </w:rPr>
+        <w:t xml:space="preserve"> add “</w:t>
+      </w:r>
+      <w:proofErr w:type="spellStart"/>
+      <w:r>
+        <w:rPr>
+          <w:lang w:val="en-US"/>
+        </w:rPr>
         <w:t>fileName</w:t>
       </w:r>
       <w:proofErr w:type="spellEnd"/>
@@ -574,11 +562,19 @@
         </w:rPr>
         <w:t xml:space="preserve">” / </w:t>
       </w:r>
-      <w:r>
-        <w:rPr>
-          <w:lang w:val="en-US"/>
-        </w:rPr>
-        <w:t xml:space="preserve">git </w:t>
+      <w:proofErr w:type="spellStart"/>
+      <w:r>
+        <w:rPr>
+          <w:lang w:val="en-US"/>
+        </w:rPr>
+        <w:t>git</w:t>
+      </w:r>
+      <w:proofErr w:type="spellEnd"/>
+      <w:r>
+        <w:rPr>
+          <w:lang w:val="en-US"/>
+        </w:rPr>
+        <w:t xml:space="preserve"> </w:t>
       </w:r>
       <w:proofErr w:type="gramStart"/>
       <w:r>
@@ -612,82 +608,66 @@
           <w:b/>
           <w:lang w:val="en-US"/>
         </w:rPr>
-        <w:t>Commit the changes made</w:t>
-      </w:r>
-      <w:r>
-        <w:rPr>
-          <w:b/>
-          <w:lang w:val="en-US"/>
-        </w:rPr>
+        <w:t xml:space="preserve">Commit the changes made </w:t>
+      </w:r>
+      <w:r>
+        <w:rPr>
+          <w:b/>
+        </w:rPr>
+        <w:t>and saves them t</w:t>
+      </w:r>
+      <w:r>
+        <w:rPr>
+          <w:b/>
+        </w:rPr>
+        <w:t>o the local repository</w:t>
+      </w:r>
+      <w:r>
+        <w:rPr>
+          <w:b/>
+          <w:lang w:val="en-US"/>
+        </w:rPr>
+        <w:t xml:space="preserve">-&gt; </w:t>
+      </w:r>
+      <w:r>
+        <w:rPr>
+          <w:lang w:val="en-US"/>
+        </w:rPr>
+        <w:t xml:space="preserve">git commit –m “any </w:t>
+      </w:r>
+      <w:proofErr w:type="spellStart"/>
+      <w:r>
+        <w:rPr>
+          <w:lang w:val="en-US"/>
+        </w:rPr>
+        <w:t>msg</w:t>
+      </w:r>
+      <w:proofErr w:type="spellEnd"/>
+      <w:r>
+        <w:rPr>
+          <w:lang w:val="en-US"/>
+        </w:rPr>
+        <w:t>”</w:t>
+      </w:r>
+    </w:p>
+    <w:p>
+      <w:r>
+        <w:rPr>
+          <w:b/>
+        </w:rPr>
+        <w:t>Connect Local Folder to GitHub Repository-&gt;</w:t>
+      </w:r>
+      <w:r>
         <w:t xml:space="preserve"> </w:t>
       </w:r>
       <w:r>
         <w:rPr>
-          <w:b/>
-        </w:rPr>
-        <w:t>and saves them t</w:t>
-      </w:r>
-      <w:r>
-        <w:rPr>
-          <w:b/>
-        </w:rPr>
-        <w:t>o the local repository</w:t>
-      </w:r>
-      <w:r>
-        <w:rPr>
-          <w:b/>
-          <w:lang w:val="en-US"/>
-        </w:rPr>
-        <w:t xml:space="preserve">-&gt; </w:t>
-      </w:r>
-      <w:r>
-        <w:rPr>
-          <w:lang w:val="en-US"/>
-        </w:rPr>
-        <w:t xml:space="preserve">git commit –m “any </w:t>
-      </w:r>
-      <w:proofErr w:type="spellStart"/>
-      <w:r>
-        <w:rPr>
-          <w:lang w:val="en-US"/>
-        </w:rPr>
-        <w:t>msg</w:t>
-      </w:r>
-      <w:proofErr w:type="spellEnd"/>
-      <w:r>
-        <w:rPr>
-          <w:lang w:val="en-US"/>
-        </w:rPr>
-        <w:t>”</w:t>
-      </w:r>
-    </w:p>
-    <w:p>
-      <w:r>
-        <w:rPr>
-          <w:b/>
-        </w:rPr>
-        <w:t>Connect Local Folder to GitHub Repository</w:t>
-      </w:r>
-      <w:r>
-        <w:rPr>
-          <w:b/>
-        </w:rPr>
-        <w:t>-&gt;</w:t>
-      </w:r>
-      <w:r>
-        <w:t xml:space="preserve"> </w:t>
-      </w:r>
-      <w:r>
-        <w:rPr>
           <w:rStyle w:val="l"/>
         </w:rPr>
         <w:t>git</w:t>
       </w:r>
       <w:r>
-        <w:t xml:space="preserve"> remote add origin </w:t>
-      </w:r>
-      <w:r>
-        <w:t>“URL”</w:t>
+        <w:t xml:space="preserve"> remote add origin “URL”</w:t>
       </w:r>
       <w:r>
         <w:br/>
@@ -926,21 +906,7 @@
           <w:b/>
           <w:lang w:val="en-US"/>
         </w:rPr>
-        <w:t xml:space="preserve">See </w:t>
-      </w:r>
-      <w:r>
-        <w:rPr>
-          <w:b/>
-          <w:lang w:val="en-US"/>
-        </w:rPr>
-        <w:t xml:space="preserve">all </w:t>
-      </w:r>
-      <w:r>
-        <w:rPr>
-          <w:b/>
-          <w:lang w:val="en-US"/>
-        </w:rPr>
-        <w:t xml:space="preserve">local </w:t>
+        <w:t xml:space="preserve">See all local </w:t>
       </w:r>
       <w:r>
         <w:rPr>
@@ -983,11 +949,19 @@
         </w:rPr>
         <w:t xml:space="preserve">Create a local branch -&gt; </w:t>
       </w:r>
-      <w:r>
-        <w:rPr>
-          <w:lang w:val="en-US"/>
-        </w:rPr>
-        <w:t xml:space="preserve">git branch </w:t>
+      <w:proofErr w:type="spellStart"/>
+      <w:r>
+        <w:rPr>
+          <w:lang w:val="en-US"/>
+        </w:rPr>
+        <w:t>git</w:t>
+      </w:r>
+      <w:proofErr w:type="spellEnd"/>
+      <w:r>
+        <w:rPr>
+          <w:lang w:val="en-US"/>
+        </w:rPr>
+        <w:t xml:space="preserve"> branch </w:t>
       </w:r>
       <w:r>
         <w:rPr>
@@ -1021,13 +995,27 @@
         <w:rPr>
           <w:lang w:val="en-US"/>
         </w:rPr>
-        <w:t xml:space="preserve"> git checkout –b “</w:t>
+        <w:t xml:space="preserve"> </w:t>
       </w:r>
       <w:proofErr w:type="spellStart"/>
       <w:r>
         <w:rPr>
           <w:lang w:val="en-US"/>
         </w:rPr>
+        <w:t>git</w:t>
+      </w:r>
+      <w:proofErr w:type="spellEnd"/>
+      <w:r>
+        <w:rPr>
+          <w:lang w:val="en-US"/>
+        </w:rPr>
+        <w:t xml:space="preserve"> checkout –b “</w:t>
+      </w:r>
+      <w:proofErr w:type="spellStart"/>
+      <w:r>
+        <w:rPr>
+          <w:lang w:val="en-US"/>
+        </w:rPr>
         <w:t>branchName</w:t>
       </w:r>
       <w:proofErr w:type="spellEnd"/>
@@ -1051,17 +1039,25 @@
         </w:rPr>
         <w:t xml:space="preserve">Switch to any local branch - &gt; </w:t>
       </w:r>
-      <w:r>
-        <w:rPr>
-          <w:lang w:val="en-US"/>
-        </w:rPr>
-        <w:t>git checkout “</w:t>
-      </w:r>
       <w:proofErr w:type="spellStart"/>
       <w:r>
         <w:rPr>
           <w:lang w:val="en-US"/>
         </w:rPr>
+        <w:t>git</w:t>
+      </w:r>
+      <w:proofErr w:type="spellEnd"/>
+      <w:r>
+        <w:rPr>
+          <w:lang w:val="en-US"/>
+        </w:rPr>
+        <w:t xml:space="preserve"> checkout “</w:t>
+      </w:r>
+      <w:proofErr w:type="spellStart"/>
+      <w:r>
+        <w:rPr>
+          <w:lang w:val="en-US"/>
+        </w:rPr>
         <w:t>branchName</w:t>
       </w:r>
       <w:proofErr w:type="spellEnd"/>
@@ -1085,17 +1081,25 @@
         </w:rPr>
         <w:t xml:space="preserve">Take pull from central repository branch -&gt; </w:t>
       </w:r>
-      <w:r>
-        <w:rPr>
-          <w:lang w:val="en-US"/>
-        </w:rPr>
-        <w:t>git pull origin “</w:t>
-      </w:r>
       <w:proofErr w:type="spellStart"/>
       <w:r>
         <w:rPr>
           <w:lang w:val="en-US"/>
         </w:rPr>
+        <w:t>git</w:t>
+      </w:r>
+      <w:proofErr w:type="spellEnd"/>
+      <w:r>
+        <w:rPr>
+          <w:lang w:val="en-US"/>
+        </w:rPr>
+        <w:t xml:space="preserve"> pull origin “</w:t>
+      </w:r>
+      <w:proofErr w:type="spellStart"/>
+      <w:r>
+        <w:rPr>
+          <w:lang w:val="en-US"/>
+        </w:rPr>
         <w:t>branchName</w:t>
       </w:r>
       <w:proofErr w:type="spellEnd"/>
@@ -1119,17 +1123,25 @@
         </w:rPr>
         <w:t xml:space="preserve">Push the code to central repository - &gt; </w:t>
       </w:r>
-      <w:r>
-        <w:rPr>
-          <w:lang w:val="en-US"/>
-        </w:rPr>
-        <w:t>git push origin “</w:t>
-      </w:r>
       <w:proofErr w:type="spellStart"/>
       <w:r>
         <w:rPr>
           <w:lang w:val="en-US"/>
         </w:rPr>
+        <w:t>git</w:t>
+      </w:r>
+      <w:proofErr w:type="spellEnd"/>
+      <w:r>
+        <w:rPr>
+          <w:lang w:val="en-US"/>
+        </w:rPr>
+        <w:t xml:space="preserve"> push origin “</w:t>
+      </w:r>
+      <w:proofErr w:type="spellStart"/>
+      <w:r>
+        <w:rPr>
+          <w:lang w:val="en-US"/>
+        </w:rPr>
         <w:t>branchName</w:t>
       </w:r>
       <w:proofErr w:type="spellEnd"/>
@@ -1156,7 +1168,14 @@
         <w:rPr>
           <w:rStyle w:val="l"/>
         </w:rPr>
-        <w:t xml:space="preserve"> -&gt; </w:t>
+        <w:t xml:space="preserve"> -&gt; git</w:t>
+      </w:r>
+      <w:r>
+        <w:t xml:space="preserve"> pull origin main -</w:t>
+      </w:r>
+      <w:proofErr w:type="gramStart"/>
+      <w:r>
+        <w:t xml:space="preserve">&gt;  </w:t>
       </w:r>
       <w:r>
         <w:rPr>
@@ -1164,17 +1183,50 @@
         </w:rPr>
         <w:t>git</w:t>
       </w:r>
-      <w:r>
-        <w:t xml:space="preserve"> pull origin main</w:t>
-      </w:r>
-      <w:r>
-        <w:t xml:space="preserve"> -</w:t>
+      <w:proofErr w:type="gramEnd"/>
+      <w:r>
+        <w:t xml:space="preserve"> checkout </w:t>
+      </w:r>
+      <w:r>
+        <w:rPr>
+          <w:rStyle w:val="n"/>
+        </w:rPr>
+        <w:t>-b</w:t>
+      </w:r>
+      <w:r>
+        <w:t xml:space="preserve"> </w:t>
+      </w:r>
+      <w:proofErr w:type="spellStart"/>
+      <w:r>
+        <w:t>ticketName</w:t>
+      </w:r>
+      <w:proofErr w:type="spellEnd"/>
+      <w:r>
+        <w:t xml:space="preserve"> </w:t>
+      </w:r>
+      <w:r>
+        <w:t xml:space="preserve"> </w:t>
+      </w:r>
+      <w:r>
+        <w:t>-&gt;</w:t>
+      </w:r>
+      <w:r>
+        <w:t xml:space="preserve"> </w:t>
+      </w:r>
+      <w:r>
+        <w:t xml:space="preserve">do code -&gt; </w:t>
+      </w:r>
+      <w:r>
+        <w:rPr>
+          <w:rStyle w:val="l"/>
+        </w:rPr>
+        <w:t>git</w:t>
+      </w:r>
+      <w:r>
+        <w:t xml:space="preserve"> add . -&gt; </w:t>
       </w:r>
       <w:proofErr w:type="gramStart"/>
       <w:r>
-        <w:t xml:space="preserve">&gt;  </w:t>
-      </w:r>
-      <w:r>
         <w:rPr>
           <w:rStyle w:val="l"/>
         </w:rPr>
@@ -1182,203 +1234,152 @@
       </w:r>
       <w:proofErr w:type="gramEnd"/>
       <w:r>
-        <w:t xml:space="preserve"> checkout </w:t>
+        <w:t xml:space="preserve"> commit </w:t>
       </w:r>
       <w:r>
         <w:rPr>
           <w:rStyle w:val="n"/>
         </w:rPr>
-        <w:t>-b</w:t>
+        <w:t>-m</w:t>
       </w:r>
       <w:r>
         <w:t xml:space="preserve"> </w:t>
       </w:r>
+      <w:r>
+        <w:rPr>
+          <w:rStyle w:val="k"/>
+        </w:rPr>
+        <w:t xml:space="preserve">"fixed issue" -&gt;  </w:t>
+      </w:r>
+      <w:r>
+        <w:rPr>
+          <w:rStyle w:val="l"/>
+        </w:rPr>
+        <w:t>git</w:t>
+      </w:r>
+      <w:r>
+        <w:t xml:space="preserve"> push </w:t>
+      </w:r>
+      <w:r>
+        <w:rPr>
+          <w:rStyle w:val="n"/>
+        </w:rPr>
+        <w:t>-u</w:t>
+      </w:r>
+      <w:r>
+        <w:t xml:space="preserve"> origin </w:t>
+      </w:r>
       <w:proofErr w:type="spellStart"/>
       <w:r>
         <w:t>ticketName</w:t>
       </w:r>
       <w:proofErr w:type="spellEnd"/>
       <w:r>
+        <w:t xml:space="preserve"> -&gt;  PR review  </w:t>
+      </w:r>
+      <w:r>
+        <w:t xml:space="preserve">-&gt; </w:t>
+      </w:r>
+      <w:r>
+        <w:t>merge to main</w:t>
+      </w:r>
+    </w:p>
+    <w:p>
+      <w:pPr>
+        <w:rPr>
+          <w:lang w:val="en-US"/>
+        </w:rPr>
+      </w:pPr>
+      <w:r>
+        <w:rPr>
+          <w:b/>
+          <w:lang w:val="en-US"/>
+        </w:rPr>
+        <w:t xml:space="preserve">See entire commit history -&gt; </w:t>
+      </w:r>
+      <w:r>
+        <w:rPr>
+          <w:lang w:val="en-US"/>
+        </w:rPr>
+        <w:t>git log</w:t>
+      </w:r>
+    </w:p>
+    <w:p>
+      <w:pPr>
+        <w:rPr>
+          <w:lang w:val="en-US"/>
+        </w:rPr>
+      </w:pPr>
+      <w:r>
+        <w:rPr>
+          <w:b/>
+          <w:lang w:val="en-US"/>
+        </w:rPr>
+        <w:t>Delete a branch -&gt;</w:t>
+      </w:r>
+      <w:r>
+        <w:rPr>
+          <w:b/>
+          <w:lang w:val="en-US"/>
+        </w:rPr>
         <w:t xml:space="preserve"> </w:t>
       </w:r>
-      <w:r>
+      <w:proofErr w:type="spellStart"/>
+      <w:r>
+        <w:rPr>
+          <w:lang w:val="en-US"/>
+        </w:rPr>
+        <w:t>git</w:t>
+      </w:r>
+      <w:proofErr w:type="spellEnd"/>
+      <w:r>
+        <w:rPr>
+          <w:lang w:val="en-US"/>
+        </w:rPr>
+        <w:t xml:space="preserve"> branch –d </w:t>
+      </w:r>
+      <w:proofErr w:type="spellStart"/>
+      <w:r>
+        <w:rPr>
+          <w:lang w:val="en-US"/>
+        </w:rPr>
+        <w:t>branchName</w:t>
+      </w:r>
+      <w:proofErr w:type="spellEnd"/>
+    </w:p>
+    <w:p>
+      <w:pPr>
+        <w:rPr>
+          <w:lang w:val="en-US"/>
+        </w:rPr>
+      </w:pPr>
+      <w:r>
+        <w:rPr>
+          <w:b/>
+          <w:lang w:val="en-US"/>
+        </w:rPr>
+        <w:t>Merge two branches -&gt;</w:t>
+      </w:r>
+      <w:r>
+        <w:rPr>
+          <w:b/>
+          <w:lang w:val="en-US"/>
+        </w:rPr>
         <w:t xml:space="preserve"> </w:t>
       </w:r>
-      <w:r>
-        <w:t>-&gt;</w:t>
-      </w:r>
-      <w:r>
-        <w:t xml:space="preserve"> </w:t>
-      </w:r>
-      <w:r>
-        <w:t>do code</w:t>
-      </w:r>
-      <w:r>
-        <w:t xml:space="preserve"> -&gt; </w:t>
-      </w:r>
-      <w:r>
-        <w:rPr>
-          <w:rStyle w:val="l"/>
+      <w:proofErr w:type="spellStart"/>
+      <w:r>
+        <w:rPr>
+          <w:lang w:val="en-US"/>
         </w:rPr>
         <w:t>git</w:t>
       </w:r>
-      <w:r>
-        <w:t xml:space="preserve"> add .</w:t>
-      </w:r>
-      <w:r>
-        <w:t xml:space="preserve"> -&gt; </w:t>
-      </w:r>
-      <w:proofErr w:type="gramStart"/>
-      <w:r>
-        <w:rPr>
-          <w:rStyle w:val="l"/>
-        </w:rPr>
-        <w:t>git</w:t>
-      </w:r>
-      <w:proofErr w:type="gramEnd"/>
-      <w:r>
-        <w:t xml:space="preserve"> commit </w:t>
-      </w:r>
-      <w:r>
-        <w:rPr>
-          <w:rStyle w:val="n"/>
-        </w:rPr>
-        <w:t>-m</w:t>
-      </w:r>
-      <w:r>
-        <w:t xml:space="preserve"> </w:t>
-      </w:r>
-      <w:r>
-        <w:rPr>
-          <w:rStyle w:val="k"/>
-        </w:rPr>
-        <w:t>"fixed issue"</w:t>
-      </w:r>
-      <w:r>
-        <w:rPr>
-          <w:rStyle w:val="k"/>
-        </w:rPr>
-        <w:t xml:space="preserve"> -&gt;  </w:t>
-      </w:r>
-      <w:r>
-        <w:rPr>
-          <w:rStyle w:val="l"/>
-        </w:rPr>
-        <w:t>git</w:t>
-      </w:r>
-      <w:r>
-        <w:t xml:space="preserve"> push </w:t>
-      </w:r>
-      <w:r>
-        <w:rPr>
-          <w:rStyle w:val="n"/>
-        </w:rPr>
-        <w:t>-u</w:t>
-      </w:r>
-      <w:r>
-        <w:t xml:space="preserve"> origin </w:t>
-      </w:r>
-      <w:proofErr w:type="spellStart"/>
-      <w:r>
-        <w:t>ticketName</w:t>
-      </w:r>
       <w:proofErr w:type="spellEnd"/>
       <w:r>
-        <w:t xml:space="preserve"> -&gt;  </w:t>
-      </w:r>
-      <w:r>
-        <w:t>PR review</w:t>
-      </w:r>
-      <w:r>
-        <w:t xml:space="preserve">  </w:t>
-      </w:r>
-      <w:r>
-        <w:t xml:space="preserve">-&gt; </w:t>
-      </w:r>
-      <w:r>
-        <w:t>merge to main</w:t>
-      </w:r>
-    </w:p>
-    <w:p>
-      <w:pPr>
-        <w:rPr>
-          <w:lang w:val="en-US"/>
-        </w:rPr>
-      </w:pPr>
-      <w:r>
-        <w:rPr>
-          <w:b/>
-          <w:lang w:val="en-US"/>
-        </w:rPr>
-        <w:t xml:space="preserve">See entire commit history -&gt; </w:t>
-      </w:r>
-      <w:r>
-        <w:rPr>
-          <w:lang w:val="en-US"/>
-        </w:rPr>
-        <w:t>git log</w:t>
-      </w:r>
-    </w:p>
-    <w:p>
-      <w:pPr>
-        <w:rPr>
-          <w:lang w:val="en-US"/>
-        </w:rPr>
-      </w:pPr>
-      <w:r>
-        <w:rPr>
-          <w:b/>
-          <w:lang w:val="en-US"/>
-        </w:rPr>
-        <w:t>Delete a branch -&gt;</w:t>
-      </w:r>
-      <w:r>
-        <w:rPr>
-          <w:b/>
-          <w:lang w:val="en-US"/>
-        </w:rPr>
-        <w:t xml:space="preserve"> </w:t>
-      </w:r>
-      <w:r>
-        <w:rPr>
-          <w:lang w:val="en-US"/>
-        </w:rPr>
-        <w:t xml:space="preserve">git branch –d </w:t>
-      </w:r>
-      <w:proofErr w:type="spellStart"/>
-      <w:r>
-        <w:rPr>
-          <w:lang w:val="en-US"/>
-        </w:rPr>
-        <w:t>branchName</w:t>
-      </w:r>
-      <w:proofErr w:type="spellEnd"/>
-    </w:p>
-    <w:p>
-      <w:pPr>
-        <w:rPr>
-          <w:lang w:val="en-US"/>
-        </w:rPr>
-      </w:pPr>
-      <w:r>
-        <w:rPr>
-          <w:b/>
-          <w:lang w:val="en-US"/>
-        </w:rPr>
-        <w:t>Merge two branches -&gt;</w:t>
-      </w:r>
-      <w:r>
-        <w:rPr>
-          <w:b/>
-          <w:lang w:val="en-US"/>
-        </w:rPr>
-        <w:t xml:space="preserve"> </w:t>
-      </w:r>
-      <w:r>
-        <w:rPr>
-          <w:lang w:val="en-US"/>
-        </w:rPr>
-        <w:t xml:space="preserve">git merge </w:t>
+        <w:rPr>
+          <w:lang w:val="en-US"/>
+        </w:rPr>
+        <w:t xml:space="preserve"> merge </w:t>
       </w:r>
       <w:proofErr w:type="spellStart"/>
       <w:r>
@@ -1406,19 +1407,7 @@
           <w:iCs w:val="0"/>
           <w:shd w:val="clear" w:color="auto" w:fill="FFFFFF"/>
         </w:rPr>
-        <w:t>U</w:t>
-      </w:r>
-      <w:r>
-        <w:rPr>
-          <w:rStyle w:val="Emphasis"/>
-          <w:rFonts w:cstheme="minorHAnsi"/>
-          <w:b/>
-          <w:bCs/>
-          <w:i w:val="0"/>
-          <w:iCs w:val="0"/>
-          <w:shd w:val="clear" w:color="auto" w:fill="FFFFFF"/>
-        </w:rPr>
-        <w:t>ndo the changes in your working directory</w:t>
+        <w:t>Undo the changes in your working directory</w:t>
       </w:r>
       <w:r>
         <w:rPr>
@@ -1692,8 +1681,6 @@
       <w:r>
         <w:t xml:space="preserve"> </w:t>
       </w:r>
-      <w:bookmarkStart w:id="0" w:name="_GoBack"/>
-      <w:bookmarkEnd w:id="0"/>
       <w:r>
         <w:t xml:space="preserve"> .</w:t>
       </w:r>
@@ -1872,10 +1859,7 @@
         <w:t>git</w:t>
       </w:r>
       <w:r>
-        <w:t xml:space="preserve"> stash</w:t>
-      </w:r>
-      <w:r>
-        <w:t xml:space="preserve"> -&gt;  </w:t>
+        <w:t xml:space="preserve"> stash -&gt;  </w:t>
       </w:r>
       <w:r>
         <w:rPr>
@@ -1884,10 +1868,7 @@
         <w:t>git</w:t>
       </w:r>
       <w:r>
-        <w:t xml:space="preserve"> checkout main</w:t>
-      </w:r>
-      <w:r>
-        <w:t xml:space="preserve">  -&gt;  </w:t>
+        <w:t xml:space="preserve"> checkout main  -&gt;  </w:t>
       </w:r>
       <w:r>
         <w:rPr>
@@ -1896,10 +1877,7 @@
         <w:t>git</w:t>
       </w:r>
       <w:r>
-        <w:t xml:space="preserve"> pull origin main</w:t>
-      </w:r>
-      <w:r>
-        <w:t xml:space="preserve"> -&gt; </w:t>
+        <w:t xml:space="preserve"> pull origin main -&gt; </w:t>
       </w:r>
       <w:r>
         <w:rPr>
@@ -2038,6 +2016,129 @@
           <w:lang w:val="en-US"/>
         </w:rPr>
         <w:t xml:space="preserve"> Useful when you want a clean, linear history, as if all changes were made in a straight line without branches.</w:t>
+      </w:r>
+    </w:p>
+    <w:p>
+      <w:r>
+        <w:rPr>
+          <w:b/>
+        </w:rPr>
+        <w:t xml:space="preserve">What is </w:t>
+      </w:r>
+      <w:r>
+        <w:rPr>
+          <w:rStyle w:val="HTMLCode"/>
+          <w:rFonts w:eastAsiaTheme="minorHAnsi"/>
+          <w:b/>
+        </w:rPr>
+        <w:t>.g</w:t>
+      </w:r>
+      <w:bookmarkStart w:id="0" w:name="_GoBack"/>
+      <w:bookmarkEnd w:id="0"/>
+      <w:r>
+        <w:rPr>
+          <w:rStyle w:val="HTMLCode"/>
+          <w:rFonts w:eastAsiaTheme="minorHAnsi"/>
+          <w:b/>
+        </w:rPr>
+        <w:t>itignore</w:t>
+      </w:r>
+      <w:r>
+        <w:rPr>
+          <w:b/>
+        </w:rPr>
+        <w:t xml:space="preserve"> File?</w:t>
+      </w:r>
+      <w:r>
+        <w:rPr>
+          <w:b/>
+        </w:rPr>
+        <w:t xml:space="preserve"> -&gt; </w:t>
+      </w:r>
+      <w:r>
+        <w:t xml:space="preserve">"Ignore these files/folders. </w:t>
+      </w:r>
+      <w:r>
+        <w:t>Do NOT upload them to GitHub."</w:t>
+      </w:r>
+    </w:p>
+    <w:p>
+      <w:pPr>
+        <w:jc w:val="center"/>
+        <w:rPr>
+          <w:rFonts w:cstheme="minorHAnsi"/>
+          <w:b/>
+          <w:lang w:val="en-US"/>
+        </w:rPr>
+      </w:pPr>
+      <w:proofErr w:type="gramStart"/>
+      <w:r>
+        <w:rPr>
+          <w:rStyle w:val="l"/>
+        </w:rPr>
+        <w:t>git</w:t>
+      </w:r>
+      <w:proofErr w:type="gramEnd"/>
+      <w:r>
+        <w:t xml:space="preserve"> </w:t>
+      </w:r>
+      <w:proofErr w:type="spellStart"/>
+      <w:r>
+        <w:t>init</w:t>
+      </w:r>
+      <w:proofErr w:type="spellEnd"/>
+      <w:r>
+        <w:t xml:space="preserve"> -&gt; C</w:t>
+      </w:r>
+      <w:r>
+        <w:t>reate .gitignore</w:t>
+      </w:r>
+      <w:r>
+        <w:t xml:space="preserve"> file -&gt; </w:t>
+      </w:r>
+      <w:r>
+        <w:rPr>
+          <w:rStyle w:val="l"/>
+        </w:rPr>
+        <w:t>git</w:t>
+      </w:r>
+      <w:r>
+        <w:t xml:space="preserve"> add .</w:t>
+      </w:r>
+      <w:r>
+        <w:t xml:space="preserve">  -&gt; </w:t>
+      </w:r>
+      <w:proofErr w:type="gramStart"/>
+      <w:r>
+        <w:rPr>
+          <w:rStyle w:val="l"/>
+        </w:rPr>
+        <w:t>git</w:t>
+      </w:r>
+      <w:proofErr w:type="gramEnd"/>
+      <w:r>
+        <w:t xml:space="preserve"> commit </w:t>
+      </w:r>
+      <w:r>
+        <w:rPr>
+          <w:rStyle w:val="n"/>
+        </w:rPr>
+        <w:t>-m</w:t>
+      </w:r>
+      <w:r>
+        <w:t xml:space="preserve"> </w:t>
+      </w:r>
+      <w:r>
+        <w:rPr>
+          <w:rStyle w:val="k"/>
+        </w:rPr>
+        <w:t>"Initial commit"</w:t>
+      </w:r>
+      <w:r>
+        <w:rPr>
+          <w:rStyle w:val="k"/>
+        </w:rPr>
+        <w:t>.</w:t>
       </w:r>
     </w:p>
     <w:p>
@@ -2891,7 +2992,7 @@
   <a:extraClrSchemeLst/>
   <a:extLst>
     <a:ext uri="{05A4C25C-085E-4340-85A3-A5531E510DB2}">
-      <thm15:themeFamily xmlns:thm15="http://schemas.microsoft.com/office/thememl/2012/main" xmlns="" name="Office Theme" id="{62F939B6-93AF-4DB8-9C6B-D6C7DFDC589F}" vid="{4A3C46E8-61CC-4603-A589-7422A47A8E4A}"/>
+      <thm15:themeFamily xmlns="" xmlns:thm15="http://schemas.microsoft.com/office/thememl/2012/main" name="Office Theme" id="{62F939B6-93AF-4DB8-9C6B-D6C7DFDC589F}" vid="{4A3C46E8-61CC-4603-A589-7422A47A8E4A}"/>
     </a:ext>
   </a:extLst>
 </a:theme>
